--- a/ООАП3.docx
+++ b/ООАП3.docx
@@ -59,18 +59,9 @@
           <w:szCs w:val="28"/>
           <w:lang w:val="ru-RU"/>
         </w:rPr>
-        <w:t>представлена диаграмма вариантов использования для веб-сервиса</w:t>
-      </w:r>
-      <w:r>
-        <w:rPr>
-          <w:sz w:val="28"/>
-          <w:szCs w:val="28"/>
-          <w:lang w:val="ru-RU"/>
-        </w:rPr>
-        <w:t xml:space="preserve"> </w:t>
+        <w:t xml:space="preserve">представлена диаграмма вариантов использования для веб-сервиса </w:t>
       </w:r>
       <w:bookmarkStart w:id="3" w:name="_Hlk214127168"/>
-      <w:proofErr w:type="gramStart"/>
       <w:r>
         <w:rPr>
           <w:sz w:val="28"/>
@@ -96,7 +87,6 @@
         <w:t>dental</w:t>
       </w:r>
       <w:bookmarkEnd w:id="3"/>
-      <w:proofErr w:type="gramEnd"/>
       <w:r>
         <w:rPr>
           <w:sz w:val="28"/>
@@ -201,23 +191,7 @@
           <w:szCs w:val="28"/>
           <w:lang w:val="ru-RU"/>
         </w:rPr>
-        <w:t xml:space="preserve">Система </w:t>
-      </w:r>
-      <w:r>
-        <w:rPr>
-          <w:sz w:val="28"/>
-          <w:szCs w:val="28"/>
-          <w:lang w:val="ru-RU"/>
-        </w:rPr>
-        <w:t>должна предоставлять возможность</w:t>
-      </w:r>
-      <w:r>
-        <w:rPr>
-          <w:sz w:val="28"/>
-          <w:szCs w:val="28"/>
-          <w:lang w:val="ru-RU"/>
-        </w:rPr>
-        <w:t xml:space="preserve"> заказать справку на налоговый вычет</w:t>
+        <w:t>Система должна предоставлять возможность заказать справку на налоговый вычет</w:t>
       </w:r>
     </w:p>
     <w:p>
@@ -240,15 +214,7 @@
           <w:szCs w:val="28"/>
           <w:lang w:val="ru-RU"/>
         </w:rPr>
-        <w:t>Система должна предоставлять возможность</w:t>
-      </w:r>
-      <w:r>
-        <w:rPr>
-          <w:sz w:val="28"/>
-          <w:szCs w:val="28"/>
-          <w:lang w:val="ru-RU"/>
-        </w:rPr>
-        <w:t xml:space="preserve"> лечения по полису ДМС</w:t>
+        <w:t>Система должна предоставлять возможность лечения по полису ДМС</w:t>
       </w:r>
     </w:p>
     <w:p>
@@ -326,6 +292,15 @@
         <w:jc w:val="center"/>
         <w:rPr>
           <w:i/>
+        </w:rPr>
+      </w:pPr>
+    </w:p>
+    <w:p>
+      <w:pPr>
+        <w:pStyle w:val="a5"/>
+        <w:jc w:val="center"/>
+        <w:rPr>
+          <w:i/>
           <w:lang w:val="ru-RU"/>
         </w:rPr>
       </w:pPr>
@@ -342,41 +317,8 @@
           <w:i/>
           <w:lang w:val="ru-RU"/>
         </w:rPr>
-        <w:t>диаграмма вариантов использования (для веб-сервиса</w:t>
-      </w:r>
-      <w:r>
-        <w:rPr>
-          <w:i/>
-          <w:lang w:val="ru-RU"/>
-        </w:rPr>
-        <w:t xml:space="preserve"> </w:t>
-      </w:r>
-      <w:proofErr w:type="spellStart"/>
-      <w:proofErr w:type="gramStart"/>
-      <w:r>
-        <w:rPr>
-          <w:i/>
-          <w:lang w:val="ru-RU"/>
-        </w:rPr>
-        <w:t>master.dental</w:t>
-      </w:r>
-      <w:proofErr w:type="spellEnd"/>
-      <w:proofErr w:type="gramEnd"/>
-      <w:r>
-        <w:rPr>
-          <w:i/>
-          <w:lang w:val="ru-RU"/>
-        </w:rPr>
-        <w:t>)</w:t>
-      </w:r>
-    </w:p>
-    <w:p>
-      <w:pPr>
-        <w:rPr>
-          <w:iCs/>
-          <w:lang w:val="ru-RU"/>
-        </w:rPr>
-      </w:pPr>
+        <w:t>диаграмма вариантов использования (для веб-сервиса master.dental)</w:t>
+      </w:r>
     </w:p>
     <w:p>
       <w:pPr>
@@ -411,45 +353,16 @@
           <w:lang w:val="ru-RU"/>
         </w:rPr>
         <w:lastRenderedPageBreak/>
-        <w:t xml:space="preserve">На рисунке </w:t>
-      </w:r>
-      <w:r>
-        <w:rPr>
-          <w:rFonts w:eastAsia="Inter"/>
-          <w:color w:val="0F1115"/>
-          <w:sz w:val="28"/>
-          <w:szCs w:val="28"/>
-          <w:lang w:val="ru-RU"/>
-        </w:rPr>
-        <w:t>2</w:t>
-      </w:r>
-      <w:r>
-        <w:rPr>
-          <w:rFonts w:eastAsia="Inter"/>
-          <w:color w:val="0F1115"/>
-          <w:sz w:val="28"/>
-          <w:szCs w:val="28"/>
-          <w:lang w:val="ru-RU"/>
-        </w:rPr>
-        <w:t xml:space="preserve"> </w:t>
-      </w:r>
-      <w:r>
-        <w:rPr>
-          <w:sz w:val="28"/>
-          <w:szCs w:val="28"/>
-          <w:lang w:val="ru-RU"/>
-        </w:rPr>
-        <w:t>представлена диаграмма вариантов использования для веб-сервиса</w:t>
-      </w:r>
-      <w:r>
-        <w:rPr>
-          <w:sz w:val="28"/>
-          <w:szCs w:val="28"/>
-          <w:lang w:val="ru-RU"/>
-        </w:rPr>
-        <w:t xml:space="preserve"> </w:t>
-      </w:r>
-      <w:proofErr w:type="spellStart"/>
+        <w:t xml:space="preserve">На рисунке 2 </w:t>
+      </w:r>
+      <w:r>
+        <w:rPr>
+          <w:sz w:val="28"/>
+          <w:szCs w:val="28"/>
+          <w:lang w:val="ru-RU"/>
+        </w:rPr>
+        <w:t xml:space="preserve">представлена диаграмма вариантов использования для веб-сервиса </w:t>
+      </w:r>
       <w:r>
         <w:rPr>
           <w:sz w:val="28"/>
@@ -458,7 +371,6 @@
         </w:rPr>
         <w:t>viniry</w:t>
       </w:r>
-      <w:proofErr w:type="spellEnd"/>
       <w:r>
         <w:rPr>
           <w:sz w:val="28"/>
@@ -483,7 +395,6 @@
         </w:rPr>
         <w:t>-</w:t>
       </w:r>
-      <w:proofErr w:type="spellStart"/>
       <w:r>
         <w:rPr>
           <w:sz w:val="28"/>
@@ -492,7 +403,6 @@
         </w:rPr>
         <w:t>msmile</w:t>
       </w:r>
-      <w:proofErr w:type="spellEnd"/>
       <w:r>
         <w:rPr>
           <w:sz w:val="28"/>
@@ -501,7 +411,6 @@
         </w:rPr>
         <w:t>.</w:t>
       </w:r>
-      <w:proofErr w:type="spellStart"/>
       <w:r>
         <w:rPr>
           <w:sz w:val="28"/>
@@ -510,7 +419,6 @@
         </w:rPr>
         <w:t>ru</w:t>
       </w:r>
-      <w:proofErr w:type="spellEnd"/>
       <w:r>
         <w:rPr>
           <w:sz w:val="28"/>
@@ -569,23 +477,7 @@
           <w:szCs w:val="28"/>
           <w:lang w:val="ru-RU"/>
         </w:rPr>
-        <w:t>Система должна предоставлять возможность</w:t>
-      </w:r>
-      <w:r>
-        <w:rPr>
-          <w:sz w:val="28"/>
-          <w:szCs w:val="28"/>
-          <w:lang w:val="ru-RU"/>
-        </w:rPr>
-        <w:t xml:space="preserve"> </w:t>
-      </w:r>
-      <w:r>
-        <w:rPr>
-          <w:sz w:val="28"/>
-          <w:szCs w:val="28"/>
-          <w:lang w:val="ru-RU"/>
-        </w:rPr>
-        <w:t>записи на прием,</w:t>
+        <w:t>Система должна предоставлять возможность записи на прием,</w:t>
       </w:r>
     </w:p>
     <w:p>
@@ -678,15 +570,7 @@
           <w:szCs w:val="28"/>
           <w:lang w:val="ru-RU"/>
         </w:rPr>
-        <w:t>Система должна предоставлять возможность</w:t>
-      </w:r>
-      <w:r>
-        <w:rPr>
-          <w:sz w:val="28"/>
-          <w:szCs w:val="28"/>
-          <w:lang w:val="ru-RU"/>
-        </w:rPr>
-        <w:t xml:space="preserve"> просмотра списка услуг</w:t>
+        <w:t>Система должна предоставлять возможность просмотра списка услуг</w:t>
       </w:r>
     </w:p>
     <w:p>
@@ -709,15 +593,7 @@
           <w:szCs w:val="28"/>
           <w:lang w:val="ru-RU"/>
         </w:rPr>
-        <w:t>Система должна предоставлять возможность</w:t>
-      </w:r>
-      <w:r>
-        <w:rPr>
-          <w:sz w:val="28"/>
-          <w:szCs w:val="28"/>
-          <w:lang w:val="ru-RU"/>
-        </w:rPr>
-        <w:t xml:space="preserve"> записи на </w:t>
+        <w:t xml:space="preserve">Система должна предоставлять возможность записи на </w:t>
       </w:r>
       <w:r>
         <w:rPr>
@@ -756,18 +632,8 @@
           <w:szCs w:val="28"/>
           <w:lang w:val="ru-RU"/>
         </w:rPr>
-        <w:t xml:space="preserve"> фиксирование цены на установку </w:t>
-      </w:r>
-      <w:proofErr w:type="spellStart"/>
-      <w:r>
-        <w:rPr>
-          <w:sz w:val="28"/>
-          <w:szCs w:val="28"/>
-          <w:lang w:val="ru-RU"/>
-        </w:rPr>
-        <w:t>виниров</w:t>
-      </w:r>
-      <w:proofErr w:type="spellEnd"/>
+        <w:t xml:space="preserve"> фиксирование цены на установку виниров</w:t>
+      </w:r>
     </w:p>
     <w:p>
       <w:pPr>
@@ -789,26 +655,8 @@
           <w:szCs w:val="28"/>
           <w:lang w:val="ru-RU"/>
         </w:rPr>
-        <w:t>Система должна предоставлять возможность</w:t>
-      </w:r>
-      <w:r>
-        <w:rPr>
-          <w:sz w:val="28"/>
-          <w:szCs w:val="28"/>
-          <w:lang w:val="ru-RU"/>
-        </w:rPr>
-        <w:t xml:space="preserve"> расчета стоимости установки </w:t>
-      </w:r>
-      <w:proofErr w:type="spellStart"/>
-      <w:r>
-        <w:rPr>
-          <w:sz w:val="28"/>
-          <w:szCs w:val="28"/>
-          <w:lang w:val="ru-RU"/>
-        </w:rPr>
-        <w:t>виниров</w:t>
-      </w:r>
-      <w:proofErr w:type="spellEnd"/>
+        <w:t>Система должна предоставлять возможность расчета стоимости установки виниров</w:t>
+      </w:r>
     </w:p>
     <w:p>
       <w:pPr>
@@ -968,16 +816,8 @@
           <w:i/>
           <w:lang w:val="ru-RU"/>
         </w:rPr>
-        <w:t>диаграмма вариантов использования (для веб-сервиса</w:t>
-      </w:r>
-      <w:r>
-        <w:rPr>
-          <w:i/>
-          <w:lang w:val="ru-RU"/>
-        </w:rPr>
-        <w:t xml:space="preserve"> </w:t>
-      </w:r>
-      <w:proofErr w:type="spellStart"/>
+        <w:t xml:space="preserve">диаграмма вариантов использования (для веб-сервиса </w:t>
+      </w:r>
       <w:r>
         <w:rPr>
           <w:i/>
@@ -985,7 +825,6 @@
         </w:rPr>
         <w:t>viniry</w:t>
       </w:r>
-      <w:proofErr w:type="spellEnd"/>
       <w:r>
         <w:rPr>
           <w:i/>
@@ -1007,7 +846,6 @@
         </w:rPr>
         <w:t>-</w:t>
       </w:r>
-      <w:proofErr w:type="spellStart"/>
       <w:r>
         <w:rPr>
           <w:i/>
@@ -1015,7 +853,6 @@
         </w:rPr>
         <w:t>msmile</w:t>
       </w:r>
-      <w:proofErr w:type="spellEnd"/>
       <w:r>
         <w:rPr>
           <w:i/>
@@ -1023,7 +860,6 @@
         </w:rPr>
         <w:t>.</w:t>
       </w:r>
-      <w:proofErr w:type="spellStart"/>
       <w:r>
         <w:rPr>
           <w:i/>
@@ -1031,7 +867,6 @@
         </w:rPr>
         <w:t>ru</w:t>
       </w:r>
-      <w:proofErr w:type="spellEnd"/>
       <w:r>
         <w:rPr>
           <w:i/>
@@ -1073,61 +908,15 @@
           <w:lang w:val="ru-RU"/>
         </w:rPr>
         <w:lastRenderedPageBreak/>
-        <w:t xml:space="preserve"> </w:t>
-      </w:r>
-      <w:r>
-        <w:rPr>
-          <w:rFonts w:eastAsia="Inter"/>
-          <w:color w:val="0F1115"/>
-          <w:sz w:val="28"/>
-          <w:szCs w:val="28"/>
-          <w:lang w:val="ru-RU"/>
-        </w:rPr>
-        <w:t xml:space="preserve">На рисунке </w:t>
-      </w:r>
-      <w:r>
-        <w:rPr>
-          <w:rFonts w:eastAsia="Inter"/>
-          <w:color w:val="0F1115"/>
-          <w:sz w:val="28"/>
-          <w:szCs w:val="28"/>
-          <w:lang w:val="ru-RU"/>
-        </w:rPr>
-        <w:t>3</w:t>
-      </w:r>
-      <w:r>
-        <w:rPr>
-          <w:rFonts w:eastAsia="Inter"/>
-          <w:color w:val="0F1115"/>
-          <w:sz w:val="28"/>
-          <w:szCs w:val="28"/>
-          <w:lang w:val="ru-RU"/>
-        </w:rPr>
-        <w:t xml:space="preserve"> </w:t>
-      </w:r>
-      <w:r>
-        <w:rPr>
-          <w:sz w:val="28"/>
-          <w:szCs w:val="28"/>
-          <w:lang w:val="ru-RU"/>
-        </w:rPr>
-        <w:t>представлена диаграмма вариантов использования для</w:t>
-      </w:r>
-      <w:r>
-        <w:rPr>
-          <w:sz w:val="28"/>
-          <w:szCs w:val="28"/>
-          <w:lang w:val="ru-RU"/>
-        </w:rPr>
-        <w:t xml:space="preserve"> реализуемого сервиса</w:t>
-      </w:r>
-      <w:r>
-        <w:rPr>
-          <w:sz w:val="28"/>
-          <w:szCs w:val="28"/>
-          <w:lang w:val="ru-RU"/>
-        </w:rPr>
-        <w:t>, которая отражает следующие функциональные требования системы:</w:t>
+        <w:t xml:space="preserve"> На рисунке 3 </w:t>
+      </w:r>
+      <w:r>
+        <w:rPr>
+          <w:sz w:val="28"/>
+          <w:szCs w:val="28"/>
+          <w:lang w:val="ru-RU"/>
+        </w:rPr>
+        <w:t>представлена диаграмма вариантов использования для реализуемого сервиса, которая отражает следующие функциональные требования системы:</w:t>
       </w:r>
     </w:p>
     <w:p>
@@ -1178,15 +967,7 @@
           <w:szCs w:val="28"/>
           <w:lang w:val="ru-RU"/>
         </w:rPr>
-        <w:t>Система должна предоставлять</w:t>
-      </w:r>
-      <w:r>
-        <w:rPr>
-          <w:sz w:val="28"/>
-          <w:szCs w:val="28"/>
-          <w:lang w:val="ru-RU"/>
-        </w:rPr>
-        <w:t xml:space="preserve"> возможность создания записи</w:t>
+        <w:t>Система должна предоставлять возможность создания записи</w:t>
       </w:r>
     </w:p>
     <w:p>
@@ -1603,34 +1384,17 @@
           <w:lang w:val="ru-RU"/>
         </w:rPr>
         <w:lastRenderedPageBreak/>
-        <w:t>Сценарий «</w:t>
-      </w:r>
-      <w:r>
-        <w:rPr>
-          <w:sz w:val="28"/>
-          <w:szCs w:val="28"/>
-          <w:lang w:val="ru-RU"/>
-        </w:rPr>
-        <w:t>Записаться с предварительной оплатой</w:t>
-      </w:r>
-      <w:r>
-        <w:rPr>
-          <w:sz w:val="28"/>
-          <w:szCs w:val="28"/>
-          <w:lang w:val="ru-RU"/>
-        </w:rPr>
-        <w:t>»</w:t>
-      </w:r>
-    </w:p>
-    <w:p>
-      <w:pPr>
-        <w:rPr>
-          <w:sz w:val="28"/>
-          <w:szCs w:val="28"/>
-          <w:lang w:val="ru-RU"/>
-        </w:rPr>
-      </w:pPr>
-      <w:proofErr w:type="spellStart"/>
+        <w:t>Сценарий «Записаться с предварительной оплатой»</w:t>
+      </w:r>
+    </w:p>
+    <w:p>
+      <w:pPr>
+        <w:rPr>
+          <w:sz w:val="28"/>
+          <w:szCs w:val="28"/>
+          <w:lang w:val="ru-RU"/>
+        </w:rPr>
+      </w:pPr>
       <w:r>
         <w:rPr>
           <w:b/>
@@ -1639,10 +1403,41 @@
           <w:szCs w:val="28"/>
           <w:lang w:val="ru-RU"/>
         </w:rPr>
-        <w:t>Акторы</w:t>
-      </w:r>
-      <w:proofErr w:type="spellEnd"/>
-      <w:proofErr w:type="gramStart"/>
+        <w:t>Акторы:</w:t>
+      </w:r>
+      <w:r>
+        <w:rPr>
+          <w:sz w:val="28"/>
+          <w:szCs w:val="28"/>
+          <w:lang w:val="ru-RU"/>
+        </w:rPr>
+        <w:t xml:space="preserve"> </w:t>
+      </w:r>
+      <w:r>
+        <w:rPr>
+          <w:sz w:val="28"/>
+          <w:szCs w:val="28"/>
+          <w:lang w:val="ru-RU"/>
+        </w:rPr>
+        <w:t xml:space="preserve">Не авторизованный </w:t>
+      </w:r>
+      <w:r>
+        <w:rPr>
+          <w:sz w:val="28"/>
+          <w:szCs w:val="28"/>
+          <w:lang w:val="ru-RU"/>
+        </w:rPr>
+        <w:t>пользователь</w:t>
+      </w:r>
+    </w:p>
+    <w:p>
+      <w:pPr>
+        <w:rPr>
+          <w:sz w:val="28"/>
+          <w:szCs w:val="28"/>
+          <w:lang w:val="ru-RU"/>
+        </w:rPr>
+      </w:pPr>
       <w:r>
         <w:rPr>
           <w:b/>
@@ -1651,7 +1446,7 @@
           <w:szCs w:val="28"/>
           <w:lang w:val="ru-RU"/>
         </w:rPr>
-        <w:t>:</w:t>
+        <w:t>Описание:</w:t>
       </w:r>
       <w:r>
         <w:rPr>
@@ -1667,24 +1462,7 @@
           <w:szCs w:val="28"/>
           <w:lang w:val="ru-RU"/>
         </w:rPr>
-        <w:t>Не</w:t>
-      </w:r>
-      <w:proofErr w:type="gramEnd"/>
-      <w:r>
-        <w:rPr>
-          <w:sz w:val="28"/>
-          <w:szCs w:val="28"/>
-          <w:lang w:val="ru-RU"/>
-        </w:rPr>
-        <w:t xml:space="preserve"> авторизованный </w:t>
-      </w:r>
-      <w:r>
-        <w:rPr>
-          <w:sz w:val="28"/>
-          <w:szCs w:val="28"/>
-          <w:lang w:val="ru-RU"/>
-        </w:rPr>
-        <w:t>пользователь</w:t>
+        <w:t>Пользователь хочет записаться на прием</w:t>
       </w:r>
     </w:p>
     <w:p>
@@ -1703,7 +1481,7 @@
           <w:szCs w:val="28"/>
           <w:lang w:val="ru-RU"/>
         </w:rPr>
-        <w:t>Описание:</w:t>
+        <w:t>Предусловие:</w:t>
       </w:r>
       <w:r>
         <w:rPr>
@@ -1719,41 +1497,6 @@
           <w:szCs w:val="28"/>
           <w:lang w:val="ru-RU"/>
         </w:rPr>
-        <w:t>Пользователь хочет записаться на прием</w:t>
-      </w:r>
-    </w:p>
-    <w:p>
-      <w:pPr>
-        <w:rPr>
-          <w:sz w:val="28"/>
-          <w:szCs w:val="28"/>
-          <w:lang w:val="ru-RU"/>
-        </w:rPr>
-      </w:pPr>
-      <w:r>
-        <w:rPr>
-          <w:b/>
-          <w:bCs/>
-          <w:sz w:val="28"/>
-          <w:szCs w:val="28"/>
-          <w:lang w:val="ru-RU"/>
-        </w:rPr>
-        <w:t>Предусловие:</w:t>
-      </w:r>
-      <w:r>
-        <w:rPr>
-          <w:sz w:val="28"/>
-          <w:szCs w:val="28"/>
-          <w:lang w:val="ru-RU"/>
-        </w:rPr>
-        <w:t xml:space="preserve"> </w:t>
-      </w:r>
-      <w:r>
-        <w:rPr>
-          <w:sz w:val="28"/>
-          <w:szCs w:val="28"/>
-          <w:lang w:val="ru-RU"/>
-        </w:rPr>
         <w:t>П</w:t>
       </w:r>
       <w:r>
@@ -1762,7 +1505,7 @@
           <w:szCs w:val="28"/>
           <w:lang w:val="ru-RU"/>
         </w:rPr>
-        <w:t xml:space="preserve">ользователь находится </w:t>
+        <w:t xml:space="preserve">ользователь </w:t>
       </w:r>
       <w:r>
         <w:rPr>
@@ -2105,7 +1848,6 @@
           <w:lang w:val="ru-RU"/>
         </w:rPr>
       </w:pPr>
-      <w:proofErr w:type="spellStart"/>
       <w:r>
         <w:rPr>
           <w:b/>
@@ -2114,9 +1856,41 @@
           <w:szCs w:val="28"/>
           <w:lang w:val="ru-RU"/>
         </w:rPr>
-        <w:t>Акторы</w:t>
-      </w:r>
-      <w:proofErr w:type="spellEnd"/>
+        <w:t>Акторы:</w:t>
+      </w:r>
+      <w:r>
+        <w:rPr>
+          <w:sz w:val="28"/>
+          <w:szCs w:val="28"/>
+          <w:lang w:val="ru-RU"/>
+        </w:rPr>
+        <w:t xml:space="preserve"> </w:t>
+      </w:r>
+      <w:r>
+        <w:rPr>
+          <w:sz w:val="28"/>
+          <w:szCs w:val="28"/>
+          <w:lang w:val="ru-RU"/>
+        </w:rPr>
+        <w:t>А</w:t>
+      </w:r>
+      <w:r>
+        <w:rPr>
+          <w:sz w:val="28"/>
+          <w:szCs w:val="28"/>
+          <w:lang w:val="ru-RU"/>
+        </w:rPr>
+        <w:t>вторизованный пользователь</w:t>
+      </w:r>
+    </w:p>
+    <w:p>
+      <w:pPr>
+        <w:rPr>
+          <w:sz w:val="28"/>
+          <w:szCs w:val="28"/>
+          <w:lang w:val="ru-RU"/>
+        </w:rPr>
+      </w:pPr>
       <w:r>
         <w:rPr>
           <w:b/>
@@ -2125,31 +1899,23 @@
           <w:szCs w:val="28"/>
           <w:lang w:val="ru-RU"/>
         </w:rPr>
-        <w:t>:</w:t>
-      </w:r>
-      <w:r>
-        <w:rPr>
-          <w:sz w:val="28"/>
-          <w:szCs w:val="28"/>
-          <w:lang w:val="ru-RU"/>
-        </w:rPr>
-        <w:t xml:space="preserve"> </w:t>
-      </w:r>
-      <w:r>
-        <w:rPr>
-          <w:sz w:val="28"/>
-          <w:szCs w:val="28"/>
-          <w:lang w:val="ru-RU"/>
-        </w:rPr>
-        <w:t>А</w:t>
-      </w:r>
-      <w:r>
-        <w:rPr>
-          <w:sz w:val="28"/>
-          <w:szCs w:val="28"/>
-          <w:lang w:val="ru-RU"/>
-        </w:rPr>
-        <w:t>вторизованный пользователь</w:t>
+        <w:t>Описание:</w:t>
+      </w:r>
+      <w:r>
+        <w:rPr>
+          <w:sz w:val="28"/>
+          <w:szCs w:val="28"/>
+          <w:lang w:val="ru-RU"/>
+        </w:rPr>
+        <w:t xml:space="preserve"> Пользователь хочет </w:t>
+      </w:r>
+      <w:r>
+        <w:rPr>
+          <w:sz w:val="28"/>
+          <w:szCs w:val="28"/>
+          <w:lang w:val="ru-RU"/>
+        </w:rPr>
+        <w:t>отменить запись</w:t>
       </w:r>
     </w:p>
     <w:p>
@@ -2168,41 +1934,6 @@
           <w:szCs w:val="28"/>
           <w:lang w:val="ru-RU"/>
         </w:rPr>
-        <w:t>Описание:</w:t>
-      </w:r>
-      <w:r>
-        <w:rPr>
-          <w:sz w:val="28"/>
-          <w:szCs w:val="28"/>
-          <w:lang w:val="ru-RU"/>
-        </w:rPr>
-        <w:t xml:space="preserve"> Пользователь хочет </w:t>
-      </w:r>
-      <w:r>
-        <w:rPr>
-          <w:sz w:val="28"/>
-          <w:szCs w:val="28"/>
-          <w:lang w:val="ru-RU"/>
-        </w:rPr>
-        <w:t>отменить запись</w:t>
-      </w:r>
-    </w:p>
-    <w:p>
-      <w:pPr>
-        <w:rPr>
-          <w:sz w:val="28"/>
-          <w:szCs w:val="28"/>
-          <w:lang w:val="ru-RU"/>
-        </w:rPr>
-      </w:pPr>
-      <w:r>
-        <w:rPr>
-          <w:b/>
-          <w:bCs/>
-          <w:sz w:val="28"/>
-          <w:szCs w:val="28"/>
-          <w:lang w:val="ru-RU"/>
-        </w:rPr>
         <w:t>Предусловие:</w:t>
       </w:r>
       <w:r>
@@ -2227,25 +1958,7 @@
           <w:szCs w:val="28"/>
           <w:lang w:val="ru-RU"/>
         </w:rPr>
-        <w:t xml:space="preserve">ользователь находится </w:t>
-      </w:r>
-      <w:proofErr w:type="spellStart"/>
-      <w:r>
-        <w:rPr>
-          <w:sz w:val="28"/>
-          <w:szCs w:val="28"/>
-          <w:lang w:val="ru-RU"/>
-        </w:rPr>
-        <w:t>находится</w:t>
-      </w:r>
-      <w:proofErr w:type="spellEnd"/>
-      <w:r>
-        <w:rPr>
-          <w:sz w:val="28"/>
-          <w:szCs w:val="28"/>
-          <w:lang w:val="ru-RU"/>
-        </w:rPr>
-        <w:t xml:space="preserve"> на главной странице.</w:t>
+        <w:t>ользователь находится находится на главной странице.</w:t>
       </w:r>
     </w:p>
     <w:p>
@@ -6106,28 +5819,28 @@
 </file>
 
 <file path=customXml/item1.xml><?xml version="1.0" encoding="utf-8"?>
+<b:Sources xmlns:b="http://schemas.openxmlformats.org/officeDocument/2006/bibliography" xmlns="http://schemas.openxmlformats.org/officeDocument/2006/bibliography" SelectedStyle="\APASixthEditionOfficeOnline.xsl" StyleName="APA" Version="6"/>
+</file>
+
+<file path=customXml/item2.xml><?xml version="1.0" encoding="utf-8"?>
 <go:gDocsCustomXmlDataStorage xmlns:go="http://customooxmlschemas.google.com/" xmlns:r="http://schemas.openxmlformats.org/officeDocument/2006/relationships" uri="GoogleDocsCustomDataVersion2">
   <go:docsCustomData xmlns:go="http://customooxmlschemas.google.com/" roundtripDataSignature="AMtx7mhgRBkzdRrYSeUT7OgaQ+Z2a0E11Q==">CgMxLjAyDmgubHFxdGc5ZXFtODk4Mg5oLjRwenBhbHBsNWNobzIOaC5yb2JyYWE2dGJyeGMyDmguNDU4b2xnaXlqZ2RjMg5oLm5scjljNWozcTF1ZjIOaC45Y2ltMDR5MHlkcXgyDmgueDN3OTMzcDJzcDFkMg5oLmNsaHNwbnZzaThlejIOaC5nNmkweDN5bnV6cWcyDmgubGR1dHY5dWM4cDJ1Mg5oLjRoMXp4N2h5MGMxajIOaC5pc3NiaHpzdTluYjQ4AHIhMTA1eVNCWEg2S0JnMTdkeDAzOVZYS2NRZEpHSGhDb1pW</go:docsCustomData>
 </go:gDocsCustomXmlDataStorage>
 </file>
 
-<file path=customXml/item2.xml><?xml version="1.0" encoding="utf-8"?>
-<b:Sources xmlns:b="http://schemas.openxmlformats.org/officeDocument/2006/bibliography" xmlns="http://schemas.openxmlformats.org/officeDocument/2006/bibliography" SelectedStyle="\APASixthEditionOfficeOnline.xsl" StyleName="APA" Version="6"/>
+<file path=customXml/itemProps1.xml><?xml version="1.0" encoding="utf-8"?>
+<ds:datastoreItem xmlns:ds="http://schemas.openxmlformats.org/officeDocument/2006/customXml" ds:itemID="{DEB3D5B9-2ADC-4637-ACA2-B845472456E6}">
+  <ds:schemaRefs>
+    <ds:schemaRef ds:uri="http://schemas.openxmlformats.org/officeDocument/2006/bibliography"/>
+  </ds:schemaRefs>
+</ds:datastoreItem>
 </file>
 
-<file path=customXml/itemProps1.xml><?xml version="1.0" encoding="utf-8"?>
+<file path=customXml/itemProps2.xml><?xml version="1.0" encoding="utf-8"?>
 <ds:datastoreItem xmlns:ds="http://schemas.openxmlformats.org/officeDocument/2006/customXml" ds:itemID="{11111111-1234-1234-1234-123412341234}">
   <ds:schemaRefs>
     <ds:schemaRef ds:uri="http://customooxmlschemas.google.com/"/>
     <ds:schemaRef ds:uri="http://schemas.openxmlformats.org/officeDocument/2006/relationships"/>
   </ds:schemaRefs>
 </ds:datastoreItem>
-</file>
-
-<file path=customXml/itemProps2.xml><?xml version="1.0" encoding="utf-8"?>
-<ds:datastoreItem xmlns:ds="http://schemas.openxmlformats.org/officeDocument/2006/customXml" ds:itemID="{DEB3D5B9-2ADC-4637-ACA2-B845472456E6}">
-  <ds:schemaRefs>
-    <ds:schemaRef ds:uri="http://schemas.openxmlformats.org/officeDocument/2006/bibliography"/>
-  </ds:schemaRefs>
-</ds:datastoreItem>
 </file>
--- a/ООАП3.docx
+++ b/ООАП3.docx
@@ -62,6 +62,7 @@
         <w:t xml:space="preserve">представлена диаграмма вариантов использования для веб-сервиса </w:t>
       </w:r>
       <w:bookmarkStart w:id="3" w:name="_Hlk214127168"/>
+      <w:proofErr w:type="gramStart"/>
       <w:r>
         <w:rPr>
           <w:sz w:val="28"/>
@@ -87,6 +88,7 @@
         <w:t>dental</w:t>
       </w:r>
       <w:bookmarkEnd w:id="3"/>
+      <w:proofErr w:type="gramEnd"/>
       <w:r>
         <w:rPr>
           <w:sz w:val="28"/>
@@ -230,15 +232,15 @@
           <w:noProof/>
         </w:rPr>
         <w:drawing>
-          <wp:anchor distT="0" distB="0" distL="114300" distR="114300" simplePos="0" relativeHeight="251658240" behindDoc="0" locked="0" layoutInCell="1" allowOverlap="1" wp14:anchorId="7661D0B2" wp14:editId="30832369">
+          <wp:anchor distT="0" distB="0" distL="114300" distR="114300" simplePos="0" relativeHeight="251658240" behindDoc="0" locked="0" layoutInCell="1" allowOverlap="1" wp14:anchorId="7661D0B2" wp14:editId="0A5AC4BE">
             <wp:simplePos x="0" y="0"/>
             <wp:positionH relativeFrom="page">
               <wp:posOffset>388620</wp:posOffset>
             </wp:positionH>
             <wp:positionV relativeFrom="paragraph">
-              <wp:posOffset>188595</wp:posOffset>
+              <wp:posOffset>191770</wp:posOffset>
             </wp:positionV>
-            <wp:extent cx="6728460" cy="3700780"/>
+            <wp:extent cx="6728460" cy="3700145"/>
             <wp:effectExtent l="0" t="0" r="0" b="0"/>
             <wp:wrapTopAndBottom/>
             <wp:docPr id="1833548602" name="Рисунок 1"/>
@@ -267,7 +269,7 @@
                   <pic:spPr>
                     <a:xfrm>
                       <a:off x="0" y="0"/>
-                      <a:ext cx="6728460" cy="3700780"/>
+                      <a:ext cx="6728460" cy="3700145"/>
                     </a:xfrm>
                     <a:prstGeom prst="rect">
                       <a:avLst/>
@@ -317,7 +319,25 @@
           <w:i/>
           <w:lang w:val="ru-RU"/>
         </w:rPr>
-        <w:t>диаграмма вариантов использования (для веб-сервиса master.dental)</w:t>
+        <w:t xml:space="preserve">диаграмма вариантов использования (для веб-сервиса </w:t>
+      </w:r>
+      <w:proofErr w:type="spellStart"/>
+      <w:proofErr w:type="gramStart"/>
+      <w:r>
+        <w:rPr>
+          <w:i/>
+          <w:lang w:val="ru-RU"/>
+        </w:rPr>
+        <w:t>master.dental</w:t>
+      </w:r>
+      <w:proofErr w:type="spellEnd"/>
+      <w:proofErr w:type="gramEnd"/>
+      <w:r>
+        <w:rPr>
+          <w:i/>
+          <w:lang w:val="ru-RU"/>
+        </w:rPr>
+        <w:t>)</w:t>
       </w:r>
     </w:p>
     <w:p>
@@ -363,6 +383,7 @@
         </w:rPr>
         <w:t xml:space="preserve">представлена диаграмма вариантов использования для веб-сервиса </w:t>
       </w:r>
+      <w:proofErr w:type="spellStart"/>
       <w:r>
         <w:rPr>
           <w:sz w:val="28"/>
@@ -371,6 +392,7 @@
         </w:rPr>
         <w:t>viniry</w:t>
       </w:r>
+      <w:proofErr w:type="spellEnd"/>
       <w:r>
         <w:rPr>
           <w:sz w:val="28"/>
@@ -395,6 +417,7 @@
         </w:rPr>
         <w:t>-</w:t>
       </w:r>
+      <w:proofErr w:type="spellStart"/>
       <w:r>
         <w:rPr>
           <w:sz w:val="28"/>
@@ -403,6 +426,7 @@
         </w:rPr>
         <w:t>msmile</w:t>
       </w:r>
+      <w:proofErr w:type="spellEnd"/>
       <w:r>
         <w:rPr>
           <w:sz w:val="28"/>
@@ -411,6 +435,7 @@
         </w:rPr>
         <w:t>.</w:t>
       </w:r>
+      <w:proofErr w:type="spellStart"/>
       <w:r>
         <w:rPr>
           <w:sz w:val="28"/>
@@ -419,6 +444,7 @@
         </w:rPr>
         <w:t>ru</w:t>
       </w:r>
+      <w:proofErr w:type="spellEnd"/>
       <w:r>
         <w:rPr>
           <w:sz w:val="28"/>
@@ -632,8 +658,18 @@
           <w:szCs w:val="28"/>
           <w:lang w:val="ru-RU"/>
         </w:rPr>
-        <w:t xml:space="preserve"> фиксирование цены на установку виниров</w:t>
-      </w:r>
+        <w:t xml:space="preserve"> фиксирование цены на установку </w:t>
+      </w:r>
+      <w:proofErr w:type="spellStart"/>
+      <w:r>
+        <w:rPr>
+          <w:sz w:val="28"/>
+          <w:szCs w:val="28"/>
+          <w:lang w:val="ru-RU"/>
+        </w:rPr>
+        <w:t>виниров</w:t>
+      </w:r>
+      <w:proofErr w:type="spellEnd"/>
     </w:p>
     <w:p>
       <w:pPr>
@@ -655,8 +691,18 @@
           <w:szCs w:val="28"/>
           <w:lang w:val="ru-RU"/>
         </w:rPr>
-        <w:t>Система должна предоставлять возможность расчета стоимости установки виниров</w:t>
-      </w:r>
+        <w:t xml:space="preserve">Система должна предоставлять возможность расчета стоимости установки </w:t>
+      </w:r>
+      <w:proofErr w:type="spellStart"/>
+      <w:r>
+        <w:rPr>
+          <w:sz w:val="28"/>
+          <w:szCs w:val="28"/>
+          <w:lang w:val="ru-RU"/>
+        </w:rPr>
+        <w:t>виниров</w:t>
+      </w:r>
+      <w:proofErr w:type="spellEnd"/>
     </w:p>
     <w:p>
       <w:pPr>
@@ -730,9 +776,9 @@
           <w:lang w:val="ru-RU"/>
         </w:rPr>
         <w:drawing>
-          <wp:inline distT="0" distB="0" distL="0" distR="0" wp14:anchorId="27235115" wp14:editId="5D20DB5F">
-            <wp:extent cx="6027420" cy="3092721"/>
-            <wp:effectExtent l="0" t="0" r="0" b="0"/>
+          <wp:inline distT="0" distB="0" distL="0" distR="0" wp14:anchorId="27235115" wp14:editId="38662E04">
+            <wp:extent cx="6057900" cy="3496906"/>
+            <wp:effectExtent l="0" t="0" r="0" b="8890"/>
             <wp:docPr id="1" name="Рисунок 1"/>
             <wp:cNvGraphicFramePr>
               <a:graphicFrameLocks xmlns:a="http://schemas.openxmlformats.org/drawingml/2006/main" noChangeAspect="1"/>
@@ -759,7 +805,7 @@
                   <pic:spPr>
                     <a:xfrm>
                       <a:off x="0" y="0"/>
-                      <a:ext cx="6036649" cy="3097456"/>
+                      <a:ext cx="6063810" cy="3500318"/>
                     </a:xfrm>
                     <a:prstGeom prst="rect">
                       <a:avLst/>
@@ -818,6 +864,7 @@
         </w:rPr>
         <w:t xml:space="preserve">диаграмма вариантов использования (для веб-сервиса </w:t>
       </w:r>
+      <w:proofErr w:type="spellStart"/>
       <w:r>
         <w:rPr>
           <w:i/>
@@ -825,6 +872,7 @@
         </w:rPr>
         <w:t>viniry</w:t>
       </w:r>
+      <w:proofErr w:type="spellEnd"/>
       <w:r>
         <w:rPr>
           <w:i/>
@@ -846,6 +894,7 @@
         </w:rPr>
         <w:t>-</w:t>
       </w:r>
+      <w:proofErr w:type="spellStart"/>
       <w:r>
         <w:rPr>
           <w:i/>
@@ -853,6 +902,7 @@
         </w:rPr>
         <w:t>msmile</w:t>
       </w:r>
+      <w:proofErr w:type="spellEnd"/>
       <w:r>
         <w:rPr>
           <w:i/>
@@ -860,6 +910,7 @@
         </w:rPr>
         <w:t>.</w:t>
       </w:r>
+      <w:proofErr w:type="spellStart"/>
       <w:r>
         <w:rPr>
           <w:i/>
@@ -867,6 +918,7 @@
         </w:rPr>
         <w:t>ru</w:t>
       </w:r>
+      <w:proofErr w:type="spellEnd"/>
       <w:r>
         <w:rPr>
           <w:i/>
@@ -1251,16 +1303,16 @@
           <w:noProof/>
         </w:rPr>
         <w:drawing>
-          <wp:anchor distT="0" distB="0" distL="114300" distR="114300" simplePos="0" relativeHeight="251660288" behindDoc="0" locked="0" layoutInCell="1" allowOverlap="1" wp14:anchorId="0B1F78FD" wp14:editId="7127690D">
+          <wp:anchor distT="0" distB="0" distL="114300" distR="114300" simplePos="0" relativeHeight="251660288" behindDoc="0" locked="0" layoutInCell="1" allowOverlap="1" wp14:anchorId="0B1F78FD" wp14:editId="6D39CC5E">
             <wp:simplePos x="0" y="0"/>
             <wp:positionH relativeFrom="margin">
-              <wp:posOffset>-114300</wp:posOffset>
+              <wp:posOffset>548640</wp:posOffset>
             </wp:positionH>
             <wp:positionV relativeFrom="paragraph">
-              <wp:posOffset>163830</wp:posOffset>
+              <wp:posOffset>167005</wp:posOffset>
             </wp:positionV>
-            <wp:extent cx="6384925" cy="3923665"/>
-            <wp:effectExtent l="0" t="0" r="0" b="635"/>
+            <wp:extent cx="5425440" cy="4001770"/>
+            <wp:effectExtent l="0" t="0" r="3810" b="0"/>
             <wp:wrapSquare wrapText="bothSides"/>
             <wp:docPr id="2007217560" name="Рисунок 1"/>
             <wp:cNvGraphicFramePr>
@@ -1288,7 +1340,7 @@
                   <pic:spPr>
                     <a:xfrm>
                       <a:off x="0" y="0"/>
-                      <a:ext cx="6384925" cy="3923665"/>
+                      <a:ext cx="5425440" cy="4001770"/>
                     </a:xfrm>
                     <a:prstGeom prst="rect">
                       <a:avLst/>
@@ -1395,6 +1447,7 @@
           <w:lang w:val="ru-RU"/>
         </w:rPr>
       </w:pPr>
+      <w:proofErr w:type="spellStart"/>
       <w:r>
         <w:rPr>
           <w:b/>
@@ -1403,7 +1456,19 @@
           <w:szCs w:val="28"/>
           <w:lang w:val="ru-RU"/>
         </w:rPr>
-        <w:t>Акторы:</w:t>
+        <w:t>Акторы</w:t>
+      </w:r>
+      <w:proofErr w:type="spellEnd"/>
+      <w:proofErr w:type="gramStart"/>
+      <w:r>
+        <w:rPr>
+          <w:b/>
+          <w:bCs/>
+          <w:sz w:val="28"/>
+          <w:szCs w:val="28"/>
+          <w:lang w:val="ru-RU"/>
+        </w:rPr>
+        <w:t>:</w:t>
       </w:r>
       <w:r>
         <w:rPr>
@@ -1419,7 +1484,16 @@
           <w:szCs w:val="28"/>
           <w:lang w:val="ru-RU"/>
         </w:rPr>
-        <w:t xml:space="preserve">Не авторизованный </w:t>
+        <w:t>Не</w:t>
+      </w:r>
+      <w:proofErr w:type="gramEnd"/>
+      <w:r>
+        <w:rPr>
+          <w:sz w:val="28"/>
+          <w:szCs w:val="28"/>
+          <w:lang w:val="ru-RU"/>
+        </w:rPr>
+        <w:t xml:space="preserve"> авторизованный </w:t>
       </w:r>
       <w:r>
         <w:rPr>
@@ -1848,6 +1922,7 @@
           <w:lang w:val="ru-RU"/>
         </w:rPr>
       </w:pPr>
+      <w:proofErr w:type="spellStart"/>
       <w:r>
         <w:rPr>
           <w:b/>
@@ -1856,41 +1931,9 @@
           <w:szCs w:val="28"/>
           <w:lang w:val="ru-RU"/>
         </w:rPr>
-        <w:t>Акторы:</w:t>
-      </w:r>
-      <w:r>
-        <w:rPr>
-          <w:sz w:val="28"/>
-          <w:szCs w:val="28"/>
-          <w:lang w:val="ru-RU"/>
-        </w:rPr>
-        <w:t xml:space="preserve"> </w:t>
-      </w:r>
-      <w:r>
-        <w:rPr>
-          <w:sz w:val="28"/>
-          <w:szCs w:val="28"/>
-          <w:lang w:val="ru-RU"/>
-        </w:rPr>
-        <w:t>А</w:t>
-      </w:r>
-      <w:r>
-        <w:rPr>
-          <w:sz w:val="28"/>
-          <w:szCs w:val="28"/>
-          <w:lang w:val="ru-RU"/>
-        </w:rPr>
-        <w:t>вторизованный пользователь</w:t>
-      </w:r>
-    </w:p>
-    <w:p>
-      <w:pPr>
-        <w:rPr>
-          <w:sz w:val="28"/>
-          <w:szCs w:val="28"/>
-          <w:lang w:val="ru-RU"/>
-        </w:rPr>
-      </w:pPr>
+        <w:t>Акторы</w:t>
+      </w:r>
+      <w:proofErr w:type="spellEnd"/>
       <w:r>
         <w:rPr>
           <w:b/>
@@ -1899,23 +1942,31 @@
           <w:szCs w:val="28"/>
           <w:lang w:val="ru-RU"/>
         </w:rPr>
-        <w:t>Описание:</w:t>
-      </w:r>
-      <w:r>
-        <w:rPr>
-          <w:sz w:val="28"/>
-          <w:szCs w:val="28"/>
-          <w:lang w:val="ru-RU"/>
-        </w:rPr>
-        <w:t xml:space="preserve"> Пользователь хочет </w:t>
-      </w:r>
-      <w:r>
-        <w:rPr>
-          <w:sz w:val="28"/>
-          <w:szCs w:val="28"/>
-          <w:lang w:val="ru-RU"/>
-        </w:rPr>
-        <w:t>отменить запись</w:t>
+        <w:t>:</w:t>
+      </w:r>
+      <w:r>
+        <w:rPr>
+          <w:sz w:val="28"/>
+          <w:szCs w:val="28"/>
+          <w:lang w:val="ru-RU"/>
+        </w:rPr>
+        <w:t xml:space="preserve"> </w:t>
+      </w:r>
+      <w:r>
+        <w:rPr>
+          <w:sz w:val="28"/>
+          <w:szCs w:val="28"/>
+          <w:lang w:val="ru-RU"/>
+        </w:rPr>
+        <w:t>А</w:t>
+      </w:r>
+      <w:r>
+        <w:rPr>
+          <w:sz w:val="28"/>
+          <w:szCs w:val="28"/>
+          <w:lang w:val="ru-RU"/>
+        </w:rPr>
+        <w:t>вторизованный пользователь</w:t>
       </w:r>
     </w:p>
     <w:p>
@@ -1934,6 +1985,41 @@
           <w:szCs w:val="28"/>
           <w:lang w:val="ru-RU"/>
         </w:rPr>
+        <w:t>Описание:</w:t>
+      </w:r>
+      <w:r>
+        <w:rPr>
+          <w:sz w:val="28"/>
+          <w:szCs w:val="28"/>
+          <w:lang w:val="ru-RU"/>
+        </w:rPr>
+        <w:t xml:space="preserve"> Пользователь хочет </w:t>
+      </w:r>
+      <w:r>
+        <w:rPr>
+          <w:sz w:val="28"/>
+          <w:szCs w:val="28"/>
+          <w:lang w:val="ru-RU"/>
+        </w:rPr>
+        <w:t>отменить запись</w:t>
+      </w:r>
+    </w:p>
+    <w:p>
+      <w:pPr>
+        <w:rPr>
+          <w:sz w:val="28"/>
+          <w:szCs w:val="28"/>
+          <w:lang w:val="ru-RU"/>
+        </w:rPr>
+      </w:pPr>
+      <w:r>
+        <w:rPr>
+          <w:b/>
+          <w:bCs/>
+          <w:sz w:val="28"/>
+          <w:szCs w:val="28"/>
+          <w:lang w:val="ru-RU"/>
+        </w:rPr>
         <w:t>Предусловие:</w:t>
       </w:r>
       <w:r>
@@ -1958,7 +2044,25 @@
           <w:szCs w:val="28"/>
           <w:lang w:val="ru-RU"/>
         </w:rPr>
-        <w:t>ользователь находится находится на главной странице.</w:t>
+        <w:t xml:space="preserve">ользователь находится </w:t>
+      </w:r>
+      <w:proofErr w:type="spellStart"/>
+      <w:r>
+        <w:rPr>
+          <w:sz w:val="28"/>
+          <w:szCs w:val="28"/>
+          <w:lang w:val="ru-RU"/>
+        </w:rPr>
+        <w:t>находится</w:t>
+      </w:r>
+      <w:proofErr w:type="spellEnd"/>
+      <w:r>
+        <w:rPr>
+          <w:sz w:val="28"/>
+          <w:szCs w:val="28"/>
+          <w:lang w:val="ru-RU"/>
+        </w:rPr>
+        <w:t xml:space="preserve"> на главной странице.</w:t>
       </w:r>
     </w:p>
     <w:p>

--- a/ООАП3.docx
+++ b/ООАП3.docx
@@ -232,15 +232,15 @@
           <w:noProof/>
         </w:rPr>
         <w:drawing>
-          <wp:anchor distT="0" distB="0" distL="114300" distR="114300" simplePos="0" relativeHeight="251658240" behindDoc="0" locked="0" layoutInCell="1" allowOverlap="1" wp14:anchorId="7661D0B2" wp14:editId="0A5AC4BE">
+          <wp:anchor distT="0" distB="0" distL="114300" distR="114300" simplePos="0" relativeHeight="251658240" behindDoc="0" locked="0" layoutInCell="1" allowOverlap="1" wp14:anchorId="7661D0B2" wp14:editId="1E6C5B2C">
             <wp:simplePos x="0" y="0"/>
             <wp:positionH relativeFrom="page">
               <wp:posOffset>388620</wp:posOffset>
             </wp:positionH>
             <wp:positionV relativeFrom="paragraph">
-              <wp:posOffset>191770</wp:posOffset>
+              <wp:posOffset>438150</wp:posOffset>
             </wp:positionV>
-            <wp:extent cx="6728460" cy="3700145"/>
+            <wp:extent cx="6728460" cy="3206115"/>
             <wp:effectExtent l="0" t="0" r="0" b="0"/>
             <wp:wrapTopAndBottom/>
             <wp:docPr id="1833548602" name="Рисунок 1"/>
@@ -269,7 +269,7 @@
                   <pic:spPr>
                     <a:xfrm>
                       <a:off x="0" y="0"/>
-                      <a:ext cx="6728460" cy="3700145"/>
+                      <a:ext cx="6728460" cy="3206115"/>
                     </a:xfrm>
                     <a:prstGeom prst="rect">
                       <a:avLst/>
@@ -764,6 +764,7 @@
     </w:p>
     <w:p>
       <w:pPr>
+        <w:jc w:val="center"/>
         <w:rPr>
           <w:i/>
           <w:lang w:val="ru-RU"/>
@@ -776,9 +777,9 @@
           <w:lang w:val="ru-RU"/>
         </w:rPr>
         <w:drawing>
-          <wp:inline distT="0" distB="0" distL="0" distR="0" wp14:anchorId="27235115" wp14:editId="38662E04">
-            <wp:extent cx="6057900" cy="3496906"/>
-            <wp:effectExtent l="0" t="0" r="0" b="8890"/>
+          <wp:inline distT="0" distB="0" distL="0" distR="0" wp14:anchorId="27235115" wp14:editId="4C1A0B85">
+            <wp:extent cx="5356860" cy="3514544"/>
+            <wp:effectExtent l="0" t="0" r="0" b="0"/>
             <wp:docPr id="1" name="Рисунок 1"/>
             <wp:cNvGraphicFramePr>
               <a:graphicFrameLocks xmlns:a="http://schemas.openxmlformats.org/drawingml/2006/main" noChangeAspect="1"/>
@@ -805,7 +806,7 @@
                   <pic:spPr>
                     <a:xfrm>
                       <a:off x="0" y="0"/>
-                      <a:ext cx="6063810" cy="3500318"/>
+                      <a:ext cx="5356860" cy="3514544"/>
                     </a:xfrm>
                     <a:prstGeom prst="rect">
                       <a:avLst/>
@@ -1286,34 +1287,14 @@
           <w:lang w:val="ru-RU"/>
         </w:rPr>
       </w:pPr>
-    </w:p>
-    <w:p>
-      <w:pPr>
-        <w:tabs>
-          <w:tab w:val="left" w:pos="5220"/>
-        </w:tabs>
-        <w:jc w:val="center"/>
-        <w:rPr>
-          <w:i/>
-          <w:lang w:val="ru-RU"/>
-        </w:rPr>
-      </w:pPr>
       <w:r>
         <w:rPr>
           <w:noProof/>
         </w:rPr>
         <w:drawing>
-          <wp:anchor distT="0" distB="0" distL="114300" distR="114300" simplePos="0" relativeHeight="251660288" behindDoc="0" locked="0" layoutInCell="1" allowOverlap="1" wp14:anchorId="0B1F78FD" wp14:editId="6D39CC5E">
-            <wp:simplePos x="0" y="0"/>
-            <wp:positionH relativeFrom="margin">
-              <wp:posOffset>548640</wp:posOffset>
-            </wp:positionH>
-            <wp:positionV relativeFrom="paragraph">
-              <wp:posOffset>167005</wp:posOffset>
-            </wp:positionV>
-            <wp:extent cx="5425440" cy="4001770"/>
+          <wp:inline distT="0" distB="0" distL="0" distR="0" wp14:anchorId="0B1F78FD" wp14:editId="1B38857E">
+            <wp:extent cx="5692140" cy="4615815"/>
             <wp:effectExtent l="0" t="0" r="3810" b="0"/>
-            <wp:wrapSquare wrapText="bothSides"/>
             <wp:docPr id="2007217560" name="Рисунок 1"/>
             <wp:cNvGraphicFramePr>
               <a:graphicFrameLocks xmlns:a="http://schemas.openxmlformats.org/drawingml/2006/main" noChangeAspect="1"/>
@@ -1340,7 +1321,7 @@
                   <pic:spPr>
                     <a:xfrm>
                       <a:off x="0" y="0"/>
-                      <a:ext cx="5425440" cy="4001770"/>
+                      <a:ext cx="5692140" cy="4615815"/>
                     </a:xfrm>
                     <a:prstGeom prst="rect">
                       <a:avLst/>
@@ -1349,13 +1330,7 @@
                 </pic:pic>
               </a:graphicData>
             </a:graphic>
-            <wp14:sizeRelH relativeFrom="margin">
-              <wp14:pctWidth>0</wp14:pctWidth>
-            </wp14:sizeRelH>
-            <wp14:sizeRelV relativeFrom="margin">
-              <wp14:pctHeight>0</wp14:pctHeight>
-            </wp14:sizeRelV>
-          </wp:anchor>
+          </wp:inline>
         </w:drawing>
       </w:r>
     </w:p>
@@ -1375,26 +1350,7 @@
           <w:i/>
           <w:lang w:val="ru-RU"/>
         </w:rPr>
-        <w:br/>
-      </w:r>
-      <w:r>
-        <w:rPr>
-          <w:i/>
-        </w:rPr>
-        <w:t xml:space="preserve">Рисунок </w:t>
-      </w:r>
-      <w:r>
-        <w:rPr>
-          <w:i/>
-          <w:lang w:val="ru-RU"/>
-        </w:rPr>
-        <w:t>3</w:t>
-      </w:r>
-      <w:r>
-        <w:rPr>
-          <w:i/>
-        </w:rPr>
-        <w:t xml:space="preserve"> - </w:t>
+        <w:t xml:space="preserve">Рисунок 3 </w:t>
       </w:r>
       <w:r>
         <w:rPr>
@@ -1405,14 +1361,6 @@
       </w:r>
       <w:bookmarkStart w:id="7" w:name="_heading=h.issbhzsu9nb4" w:colFirst="0" w:colLast="0"/>
       <w:bookmarkEnd w:id="7"/>
-    </w:p>
-    <w:p>
-      <w:pPr>
-        <w:rPr>
-          <w:i/>
-          <w:lang w:val="ru-RU"/>
-        </w:rPr>
-      </w:pPr>
       <w:r>
         <w:rPr>
           <w:i/>
@@ -2044,25 +1992,7 @@
           <w:szCs w:val="28"/>
           <w:lang w:val="ru-RU"/>
         </w:rPr>
-        <w:t xml:space="preserve">ользователь находится </w:t>
-      </w:r>
-      <w:proofErr w:type="spellStart"/>
-      <w:r>
-        <w:rPr>
-          <w:sz w:val="28"/>
-          <w:szCs w:val="28"/>
-          <w:lang w:val="ru-RU"/>
-        </w:rPr>
-        <w:t>находится</w:t>
-      </w:r>
-      <w:proofErr w:type="spellEnd"/>
-      <w:r>
-        <w:rPr>
-          <w:sz w:val="28"/>
-          <w:szCs w:val="28"/>
-          <w:lang w:val="ru-RU"/>
-        </w:rPr>
-        <w:t xml:space="preserve"> на главной странице.</w:t>
+        <w:t>ользователь находится на главной странице.</w:t>
       </w:r>
     </w:p>
     <w:p>
@@ -5923,28 +5853,28 @@
 </file>
 
 <file path=customXml/item1.xml><?xml version="1.0" encoding="utf-8"?>
-<b:Sources xmlns:b="http://schemas.openxmlformats.org/officeDocument/2006/bibliography" xmlns="http://schemas.openxmlformats.org/officeDocument/2006/bibliography" SelectedStyle="\APASixthEditionOfficeOnline.xsl" StyleName="APA" Version="6"/>
-</file>
-
-<file path=customXml/item2.xml><?xml version="1.0" encoding="utf-8"?>
 <go:gDocsCustomXmlDataStorage xmlns:go="http://customooxmlschemas.google.com/" xmlns:r="http://schemas.openxmlformats.org/officeDocument/2006/relationships" uri="GoogleDocsCustomDataVersion2">
   <go:docsCustomData xmlns:go="http://customooxmlschemas.google.com/" roundtripDataSignature="AMtx7mhgRBkzdRrYSeUT7OgaQ+Z2a0E11Q==">CgMxLjAyDmgubHFxdGc5ZXFtODk4Mg5oLjRwenBhbHBsNWNobzIOaC5yb2JyYWE2dGJyeGMyDmguNDU4b2xnaXlqZ2RjMg5oLm5scjljNWozcTF1ZjIOaC45Y2ltMDR5MHlkcXgyDmgueDN3OTMzcDJzcDFkMg5oLmNsaHNwbnZzaThlejIOaC5nNmkweDN5bnV6cWcyDmgubGR1dHY5dWM4cDJ1Mg5oLjRoMXp4N2h5MGMxajIOaC5pc3NiaHpzdTluYjQ4AHIhMTA1eVNCWEg2S0JnMTdkeDAzOVZYS2NRZEpHSGhDb1pW</go:docsCustomData>
 </go:gDocsCustomXmlDataStorage>
 </file>
 
-<file path=customXml/itemProps1.xml><?xml version="1.0" encoding="utf-8"?>
-<ds:datastoreItem xmlns:ds="http://schemas.openxmlformats.org/officeDocument/2006/customXml" ds:itemID="{DEB3D5B9-2ADC-4637-ACA2-B845472456E6}">
-  <ds:schemaRefs>
-    <ds:schemaRef ds:uri="http://schemas.openxmlformats.org/officeDocument/2006/bibliography"/>
-  </ds:schemaRefs>
-</ds:datastoreItem>
+<file path=customXml/item2.xml><?xml version="1.0" encoding="utf-8"?>
+<b:Sources xmlns:b="http://schemas.openxmlformats.org/officeDocument/2006/bibliography" xmlns="http://schemas.openxmlformats.org/officeDocument/2006/bibliography" SelectedStyle="\APASixthEditionOfficeOnline.xsl" StyleName="APA" Version="6"/>
 </file>
 
-<file path=customXml/itemProps2.xml><?xml version="1.0" encoding="utf-8"?>
+<file path=customXml/itemProps1.xml><?xml version="1.0" encoding="utf-8"?>
 <ds:datastoreItem xmlns:ds="http://schemas.openxmlformats.org/officeDocument/2006/customXml" ds:itemID="{11111111-1234-1234-1234-123412341234}">
   <ds:schemaRefs>
     <ds:schemaRef ds:uri="http://customooxmlschemas.google.com/"/>
     <ds:schemaRef ds:uri="http://schemas.openxmlformats.org/officeDocument/2006/relationships"/>
   </ds:schemaRefs>
 </ds:datastoreItem>
+</file>
+
+<file path=customXml/itemProps2.xml><?xml version="1.0" encoding="utf-8"?>
+<ds:datastoreItem xmlns:ds="http://schemas.openxmlformats.org/officeDocument/2006/customXml" ds:itemID="{DEB3D5B9-2ADC-4637-ACA2-B845472456E6}">
+  <ds:schemaRefs>
+    <ds:schemaRef ds:uri="http://schemas.openxmlformats.org/officeDocument/2006/bibliography"/>
+  </ds:schemaRefs>
+</ds:datastoreItem>
 </file>
--- a/ООАП3.docx
+++ b/ООАП3.docx
@@ -70,6 +70,14 @@
           <w:lang w:val="en-US"/>
         </w:rPr>
         <w:t>master</w:t>
+      </w:r>
+      <w:r>
+        <w:rPr>
+          <w:sz w:val="28"/>
+          <w:szCs w:val="28"/>
+          <w:lang w:val="en-US"/>
+        </w:rPr>
+        <w:t>dent</w:t>
       </w:r>
       <w:r>
         <w:rPr>
@@ -321,7 +329,6 @@
         </w:rPr>
         <w:t xml:space="preserve">диаграмма вариантов использования (для веб-сервиса </w:t>
       </w:r>
-      <w:proofErr w:type="spellStart"/>
       <w:proofErr w:type="gramStart"/>
       <w:r>
         <w:rPr>
@@ -330,7 +337,6 @@
         </w:rPr>
         <w:t>master.dental</w:t>
       </w:r>
-      <w:proofErr w:type="spellEnd"/>
       <w:proofErr w:type="gramEnd"/>
       <w:r>
         <w:rPr>
@@ -383,7 +389,6 @@
         </w:rPr>
         <w:t xml:space="preserve">представлена диаграмма вариантов использования для веб-сервиса </w:t>
       </w:r>
-      <w:proofErr w:type="spellStart"/>
       <w:r>
         <w:rPr>
           <w:sz w:val="28"/>
@@ -392,7 +397,6 @@
         </w:rPr>
         <w:t>viniry</w:t>
       </w:r>
-      <w:proofErr w:type="spellEnd"/>
       <w:r>
         <w:rPr>
           <w:sz w:val="28"/>
@@ -417,7 +421,6 @@
         </w:rPr>
         <w:t>-</w:t>
       </w:r>
-      <w:proofErr w:type="spellStart"/>
       <w:r>
         <w:rPr>
           <w:sz w:val="28"/>
@@ -426,7 +429,6 @@
         </w:rPr>
         <w:t>msmile</w:t>
       </w:r>
-      <w:proofErr w:type="spellEnd"/>
       <w:r>
         <w:rPr>
           <w:sz w:val="28"/>
@@ -435,7 +437,6 @@
         </w:rPr>
         <w:t>.</w:t>
       </w:r>
-      <w:proofErr w:type="spellStart"/>
       <w:r>
         <w:rPr>
           <w:sz w:val="28"/>
@@ -444,7 +445,6 @@
         </w:rPr>
         <w:t>ru</w:t>
       </w:r>
-      <w:proofErr w:type="spellEnd"/>
       <w:r>
         <w:rPr>
           <w:sz w:val="28"/>
@@ -658,18 +658,8 @@
           <w:szCs w:val="28"/>
           <w:lang w:val="ru-RU"/>
         </w:rPr>
-        <w:t xml:space="preserve"> фиксирование цены на установку </w:t>
-      </w:r>
-      <w:proofErr w:type="spellStart"/>
-      <w:r>
-        <w:rPr>
-          <w:sz w:val="28"/>
-          <w:szCs w:val="28"/>
-          <w:lang w:val="ru-RU"/>
-        </w:rPr>
-        <w:t>виниров</w:t>
-      </w:r>
-      <w:proofErr w:type="spellEnd"/>
+        <w:t xml:space="preserve"> фиксирование цены на установку виниров</w:t>
+      </w:r>
     </w:p>
     <w:p>
       <w:pPr>
@@ -691,18 +681,8 @@
           <w:szCs w:val="28"/>
           <w:lang w:val="ru-RU"/>
         </w:rPr>
-        <w:t xml:space="preserve">Система должна предоставлять возможность расчета стоимости установки </w:t>
-      </w:r>
-      <w:proofErr w:type="spellStart"/>
-      <w:r>
-        <w:rPr>
-          <w:sz w:val="28"/>
-          <w:szCs w:val="28"/>
-          <w:lang w:val="ru-RU"/>
-        </w:rPr>
-        <w:t>виниров</w:t>
-      </w:r>
-      <w:proofErr w:type="spellEnd"/>
+        <w:t>Система должна предоставлять возможность расчета стоимости установки виниров</w:t>
+      </w:r>
     </w:p>
     <w:p>
       <w:pPr>
@@ -777,8 +757,8 @@
           <w:lang w:val="ru-RU"/>
         </w:rPr>
         <w:drawing>
-          <wp:inline distT="0" distB="0" distL="0" distR="0" wp14:anchorId="27235115" wp14:editId="4C1A0B85">
-            <wp:extent cx="5356860" cy="3514544"/>
+          <wp:inline distT="0" distB="0" distL="0" distR="0" wp14:anchorId="27235115" wp14:editId="4C096F4B">
+            <wp:extent cx="5412304" cy="3550920"/>
             <wp:effectExtent l="0" t="0" r="0" b="0"/>
             <wp:docPr id="1" name="Рисунок 1"/>
             <wp:cNvGraphicFramePr>
@@ -806,7 +786,7 @@
                   <pic:spPr>
                     <a:xfrm>
                       <a:off x="0" y="0"/>
-                      <a:ext cx="5356860" cy="3514544"/>
+                      <a:ext cx="5418222" cy="3554803"/>
                     </a:xfrm>
                     <a:prstGeom prst="rect">
                       <a:avLst/>
@@ -865,7 +845,6 @@
         </w:rPr>
         <w:t xml:space="preserve">диаграмма вариантов использования (для веб-сервиса </w:t>
       </w:r>
-      <w:proofErr w:type="spellStart"/>
       <w:r>
         <w:rPr>
           <w:i/>
@@ -873,7 +852,6 @@
         </w:rPr>
         <w:t>viniry</w:t>
       </w:r>
-      <w:proofErr w:type="spellEnd"/>
       <w:r>
         <w:rPr>
           <w:i/>
@@ -895,7 +873,6 @@
         </w:rPr>
         <w:t>-</w:t>
       </w:r>
-      <w:proofErr w:type="spellStart"/>
       <w:r>
         <w:rPr>
           <w:i/>
@@ -903,7 +880,6 @@
         </w:rPr>
         <w:t>msmile</w:t>
       </w:r>
-      <w:proofErr w:type="spellEnd"/>
       <w:r>
         <w:rPr>
           <w:i/>
@@ -911,7 +887,6 @@
         </w:rPr>
         <w:t>.</w:t>
       </w:r>
-      <w:proofErr w:type="spellStart"/>
       <w:r>
         <w:rPr>
           <w:i/>
@@ -919,7 +894,6 @@
         </w:rPr>
         <w:t>ru</w:t>
       </w:r>
-      <w:proofErr w:type="spellEnd"/>
       <w:r>
         <w:rPr>
           <w:i/>
@@ -1395,7 +1369,6 @@
           <w:lang w:val="ru-RU"/>
         </w:rPr>
       </w:pPr>
-      <w:proofErr w:type="spellStart"/>
       <w:r>
         <w:rPr>
           <w:b/>
@@ -1406,7 +1379,6 @@
         </w:rPr>
         <w:t>Акторы</w:t>
       </w:r>
-      <w:proofErr w:type="spellEnd"/>
       <w:proofErr w:type="gramStart"/>
       <w:r>
         <w:rPr>
@@ -1870,7 +1842,6 @@
           <w:lang w:val="ru-RU"/>
         </w:rPr>
       </w:pPr>
-      <w:proofErr w:type="spellStart"/>
       <w:r>
         <w:rPr>
           <w:b/>
@@ -1879,18 +1850,7 @@
           <w:szCs w:val="28"/>
           <w:lang w:val="ru-RU"/>
         </w:rPr>
-        <w:t>Акторы</w:t>
-      </w:r>
-      <w:proofErr w:type="spellEnd"/>
-      <w:r>
-        <w:rPr>
-          <w:b/>
-          <w:bCs/>
-          <w:sz w:val="28"/>
-          <w:szCs w:val="28"/>
-          <w:lang w:val="ru-RU"/>
-        </w:rPr>
-        <w:t>:</w:t>
+        <w:t>Акторы:</w:t>
       </w:r>
       <w:r>
         <w:rPr>
@@ -5853,28 +5813,28 @@
 </file>
 
 <file path=customXml/item1.xml><?xml version="1.0" encoding="utf-8"?>
+<b:Sources xmlns:b="http://schemas.openxmlformats.org/officeDocument/2006/bibliography" xmlns="http://schemas.openxmlformats.org/officeDocument/2006/bibliography" SelectedStyle="\APASixthEditionOfficeOnline.xsl" StyleName="APA" Version="6"/>
+</file>
+
+<file path=customXml/item2.xml><?xml version="1.0" encoding="utf-8"?>
 <go:gDocsCustomXmlDataStorage xmlns:go="http://customooxmlschemas.google.com/" xmlns:r="http://schemas.openxmlformats.org/officeDocument/2006/relationships" uri="GoogleDocsCustomDataVersion2">
   <go:docsCustomData xmlns:go="http://customooxmlschemas.google.com/" roundtripDataSignature="AMtx7mhgRBkzdRrYSeUT7OgaQ+Z2a0E11Q==">CgMxLjAyDmgubHFxdGc5ZXFtODk4Mg5oLjRwenBhbHBsNWNobzIOaC5yb2JyYWE2dGJyeGMyDmguNDU4b2xnaXlqZ2RjMg5oLm5scjljNWozcTF1ZjIOaC45Y2ltMDR5MHlkcXgyDmgueDN3OTMzcDJzcDFkMg5oLmNsaHNwbnZzaThlejIOaC5nNmkweDN5bnV6cWcyDmgubGR1dHY5dWM4cDJ1Mg5oLjRoMXp4N2h5MGMxajIOaC5pc3NiaHpzdTluYjQ4AHIhMTA1eVNCWEg2S0JnMTdkeDAzOVZYS2NRZEpHSGhDb1pW</go:docsCustomData>
 </go:gDocsCustomXmlDataStorage>
 </file>
 
-<file path=customXml/item2.xml><?xml version="1.0" encoding="utf-8"?>
-<b:Sources xmlns:b="http://schemas.openxmlformats.org/officeDocument/2006/bibliography" xmlns="http://schemas.openxmlformats.org/officeDocument/2006/bibliography" SelectedStyle="\APASixthEditionOfficeOnline.xsl" StyleName="APA" Version="6"/>
+<file path=customXml/itemProps1.xml><?xml version="1.0" encoding="utf-8"?>
+<ds:datastoreItem xmlns:ds="http://schemas.openxmlformats.org/officeDocument/2006/customXml" ds:itemID="{DEB3D5B9-2ADC-4637-ACA2-B845472456E6}">
+  <ds:schemaRefs>
+    <ds:schemaRef ds:uri="http://schemas.openxmlformats.org/officeDocument/2006/bibliography"/>
+  </ds:schemaRefs>
+</ds:datastoreItem>
 </file>
 
-<file path=customXml/itemProps1.xml><?xml version="1.0" encoding="utf-8"?>
+<file path=customXml/itemProps2.xml><?xml version="1.0" encoding="utf-8"?>
 <ds:datastoreItem xmlns:ds="http://schemas.openxmlformats.org/officeDocument/2006/customXml" ds:itemID="{11111111-1234-1234-1234-123412341234}">
   <ds:schemaRefs>
     <ds:schemaRef ds:uri="http://customooxmlschemas.google.com/"/>
     <ds:schemaRef ds:uri="http://schemas.openxmlformats.org/officeDocument/2006/relationships"/>
   </ds:schemaRefs>
 </ds:datastoreItem>
-</file>
-
-<file path=customXml/itemProps2.xml><?xml version="1.0" encoding="utf-8"?>
-<ds:datastoreItem xmlns:ds="http://schemas.openxmlformats.org/officeDocument/2006/customXml" ds:itemID="{DEB3D5B9-2ADC-4637-ACA2-B845472456E6}">
-  <ds:schemaRefs>
-    <ds:schemaRef ds:uri="http://schemas.openxmlformats.org/officeDocument/2006/bibliography"/>
-  </ds:schemaRefs>
-</ds:datastoreItem>
 </file>
--- a/ООАП3.docx
+++ b/ООАП3.docx
@@ -62,6 +62,7 @@
         <w:t xml:space="preserve">представлена диаграмма вариантов использования для веб-сервиса </w:t>
       </w:r>
       <w:bookmarkStart w:id="3" w:name="_Hlk214127168"/>
+      <w:proofErr w:type="spellStart"/>
       <w:proofErr w:type="gramStart"/>
       <w:r>
         <w:rPr>
@@ -79,6 +80,7 @@
         </w:rPr>
         <w:t>dent</w:t>
       </w:r>
+      <w:proofErr w:type="spellEnd"/>
       <w:r>
         <w:rPr>
           <w:sz w:val="28"/>
@@ -329,6 +331,7 @@
         </w:rPr>
         <w:t xml:space="preserve">диаграмма вариантов использования (для веб-сервиса </w:t>
       </w:r>
+      <w:proofErr w:type="spellStart"/>
       <w:proofErr w:type="gramStart"/>
       <w:r>
         <w:rPr>
@@ -337,6 +340,7 @@
         </w:rPr>
         <w:t>master.dental</w:t>
       </w:r>
+      <w:proofErr w:type="spellEnd"/>
       <w:proofErr w:type="gramEnd"/>
       <w:r>
         <w:rPr>
@@ -389,6 +393,7 @@
         </w:rPr>
         <w:t xml:space="preserve">представлена диаграмма вариантов использования для веб-сервиса </w:t>
       </w:r>
+      <w:proofErr w:type="spellStart"/>
       <w:r>
         <w:rPr>
           <w:sz w:val="28"/>
@@ -397,6 +402,7 @@
         </w:rPr>
         <w:t>viniry</w:t>
       </w:r>
+      <w:proofErr w:type="spellEnd"/>
       <w:r>
         <w:rPr>
           <w:sz w:val="28"/>
@@ -421,6 +427,7 @@
         </w:rPr>
         <w:t>-</w:t>
       </w:r>
+      <w:proofErr w:type="spellStart"/>
       <w:r>
         <w:rPr>
           <w:sz w:val="28"/>
@@ -429,6 +436,7 @@
         </w:rPr>
         <w:t>msmile</w:t>
       </w:r>
+      <w:proofErr w:type="spellEnd"/>
       <w:r>
         <w:rPr>
           <w:sz w:val="28"/>
@@ -437,6 +445,7 @@
         </w:rPr>
         <w:t>.</w:t>
       </w:r>
+      <w:proofErr w:type="spellStart"/>
       <w:r>
         <w:rPr>
           <w:sz w:val="28"/>
@@ -445,6 +454,7 @@
         </w:rPr>
         <w:t>ru</w:t>
       </w:r>
+      <w:proofErr w:type="spellEnd"/>
       <w:r>
         <w:rPr>
           <w:sz w:val="28"/>
@@ -658,8 +668,18 @@
           <w:szCs w:val="28"/>
           <w:lang w:val="ru-RU"/>
         </w:rPr>
-        <w:t xml:space="preserve"> фиксирование цены на установку виниров</w:t>
-      </w:r>
+        <w:t xml:space="preserve"> фиксирование цены на установку </w:t>
+      </w:r>
+      <w:proofErr w:type="spellStart"/>
+      <w:r>
+        <w:rPr>
+          <w:sz w:val="28"/>
+          <w:szCs w:val="28"/>
+          <w:lang w:val="ru-RU"/>
+        </w:rPr>
+        <w:t>виниров</w:t>
+      </w:r>
+      <w:proofErr w:type="spellEnd"/>
     </w:p>
     <w:p>
       <w:pPr>
@@ -681,8 +701,18 @@
           <w:szCs w:val="28"/>
           <w:lang w:val="ru-RU"/>
         </w:rPr>
-        <w:t>Система должна предоставлять возможность расчета стоимости установки виниров</w:t>
-      </w:r>
+        <w:t xml:space="preserve">Система должна предоставлять возможность расчета стоимости установки </w:t>
+      </w:r>
+      <w:proofErr w:type="spellStart"/>
+      <w:r>
+        <w:rPr>
+          <w:sz w:val="28"/>
+          <w:szCs w:val="28"/>
+          <w:lang w:val="ru-RU"/>
+        </w:rPr>
+        <w:t>виниров</w:t>
+      </w:r>
+      <w:proofErr w:type="spellEnd"/>
     </w:p>
     <w:p>
       <w:pPr>
@@ -757,8 +787,8 @@
           <w:lang w:val="ru-RU"/>
         </w:rPr>
         <w:drawing>
-          <wp:inline distT="0" distB="0" distL="0" distR="0" wp14:anchorId="27235115" wp14:editId="4C096F4B">
-            <wp:extent cx="5412304" cy="3550920"/>
+          <wp:inline distT="0" distB="0" distL="0" distR="0" wp14:anchorId="27235115" wp14:editId="1B5DEC0E">
+            <wp:extent cx="4351020" cy="3622040"/>
             <wp:effectExtent l="0" t="0" r="0" b="0"/>
             <wp:docPr id="1" name="Рисунок 1"/>
             <wp:cNvGraphicFramePr>
@@ -786,7 +816,7 @@
                   <pic:spPr>
                     <a:xfrm>
                       <a:off x="0" y="0"/>
-                      <a:ext cx="5418222" cy="3554803"/>
+                      <a:ext cx="4357835" cy="3627713"/>
                     </a:xfrm>
                     <a:prstGeom prst="rect">
                       <a:avLst/>
@@ -845,6 +875,7 @@
         </w:rPr>
         <w:t xml:space="preserve">диаграмма вариантов использования (для веб-сервиса </w:t>
       </w:r>
+      <w:proofErr w:type="spellStart"/>
       <w:r>
         <w:rPr>
           <w:i/>
@@ -852,6 +883,7 @@
         </w:rPr>
         <w:t>viniry</w:t>
       </w:r>
+      <w:proofErr w:type="spellEnd"/>
       <w:r>
         <w:rPr>
           <w:i/>
@@ -873,6 +905,7 @@
         </w:rPr>
         <w:t>-</w:t>
       </w:r>
+      <w:proofErr w:type="spellStart"/>
       <w:r>
         <w:rPr>
           <w:i/>
@@ -880,6 +913,7 @@
         </w:rPr>
         <w:t>msmile</w:t>
       </w:r>
+      <w:proofErr w:type="spellEnd"/>
       <w:r>
         <w:rPr>
           <w:i/>
@@ -887,6 +921,7 @@
         </w:rPr>
         <w:t>.</w:t>
       </w:r>
+      <w:proofErr w:type="spellStart"/>
       <w:r>
         <w:rPr>
           <w:i/>
@@ -894,6 +929,7 @@
         </w:rPr>
         <w:t>ru</w:t>
       </w:r>
+      <w:proofErr w:type="spellEnd"/>
       <w:r>
         <w:rPr>
           <w:i/>
@@ -901,14 +937,6 @@
         </w:rPr>
         <w:t>)</w:t>
       </w:r>
-    </w:p>
-    <w:p>
-      <w:pPr>
-        <w:rPr>
-          <w:i/>
-          <w:lang w:val="ru-RU"/>
-        </w:rPr>
-      </w:pPr>
       <w:r>
         <w:rPr>
           <w:i/>
@@ -1266,8 +1294,8 @@
           <w:noProof/>
         </w:rPr>
         <w:drawing>
-          <wp:inline distT="0" distB="0" distL="0" distR="0" wp14:anchorId="0B1F78FD" wp14:editId="1B38857E">
-            <wp:extent cx="5692140" cy="4615815"/>
+          <wp:inline distT="0" distB="0" distL="0" distR="0" wp14:anchorId="0B1F78FD" wp14:editId="59F3F690">
+            <wp:extent cx="5692140" cy="4232616"/>
             <wp:effectExtent l="0" t="0" r="3810" b="0"/>
             <wp:docPr id="2007217560" name="Рисунок 1"/>
             <wp:cNvGraphicFramePr>
@@ -1295,7 +1323,7 @@
                   <pic:spPr>
                     <a:xfrm>
                       <a:off x="0" y="0"/>
-                      <a:ext cx="5692140" cy="4615815"/>
+                      <a:ext cx="5692140" cy="4232616"/>
                     </a:xfrm>
                     <a:prstGeom prst="rect">
                       <a:avLst/>
@@ -1369,6 +1397,7 @@
           <w:lang w:val="ru-RU"/>
         </w:rPr>
       </w:pPr>
+      <w:proofErr w:type="spellStart"/>
       <w:r>
         <w:rPr>
           <w:b/>
@@ -1379,6 +1408,7 @@
         </w:rPr>
         <w:t>Акторы</w:t>
       </w:r>
+      <w:proofErr w:type="spellEnd"/>
       <w:proofErr w:type="gramStart"/>
       <w:r>
         <w:rPr>
@@ -1842,6 +1872,7 @@
           <w:lang w:val="ru-RU"/>
         </w:rPr>
       </w:pPr>
+      <w:proofErr w:type="spellStart"/>
       <w:r>
         <w:rPr>
           <w:b/>
@@ -1850,7 +1881,18 @@
           <w:szCs w:val="28"/>
           <w:lang w:val="ru-RU"/>
         </w:rPr>
-        <w:t>Акторы:</w:t>
+        <w:t>Акторы</w:t>
+      </w:r>
+      <w:proofErr w:type="spellEnd"/>
+      <w:r>
+        <w:rPr>
+          <w:b/>
+          <w:bCs/>
+          <w:sz w:val="28"/>
+          <w:szCs w:val="28"/>
+          <w:lang w:val="ru-RU"/>
+        </w:rPr>
+        <w:t>:</w:t>
       </w:r>
       <w:r>
         <w:rPr>

--- a/ООАП3.docx
+++ b/ООАП3.docx
@@ -1263,24 +1263,90 @@
           <w:szCs w:val="28"/>
           <w:lang w:val="ru-RU"/>
         </w:rPr>
-        <w:t xml:space="preserve">Система должна предоставлять возможность </w:t>
-      </w:r>
-      <w:r>
-        <w:rPr>
-          <w:sz w:val="28"/>
-          <w:szCs w:val="28"/>
-          <w:lang w:val="ru-RU"/>
-        </w:rPr>
-        <w:t>о</w:t>
-      </w:r>
-      <w:r>
-        <w:rPr>
-          <w:sz w:val="28"/>
-          <w:szCs w:val="28"/>
-          <w:lang w:val="ru-RU"/>
-        </w:rPr>
-        <w:t>ставить отзыв</w:t>
-      </w:r>
+        <w:t xml:space="preserve">Система должна предоставлять </w:t>
+      </w:r>
+      <w:r>
+        <w:rPr>
+          <w:sz w:val="28"/>
+          <w:szCs w:val="28"/>
+          <w:lang w:val="ru-RU"/>
+        </w:rPr>
+        <w:t xml:space="preserve">возможность </w:t>
+      </w:r>
+      <w:r>
+        <w:rPr>
+          <w:sz w:val="28"/>
+          <w:szCs w:val="28"/>
+          <w:lang w:val="ru-RU"/>
+        </w:rPr>
+        <w:t>написать</w:t>
+      </w:r>
+      <w:r>
+        <w:rPr>
+          <w:sz w:val="28"/>
+          <w:szCs w:val="28"/>
+          <w:lang w:val="ru-RU"/>
+        </w:rPr>
+        <w:t xml:space="preserve"> отзыв</w:t>
+      </w:r>
+      <w:r>
+        <w:rPr>
+          <w:sz w:val="28"/>
+          <w:szCs w:val="28"/>
+          <w:lang w:val="ru-RU"/>
+        </w:rPr>
+        <w:t xml:space="preserve"> о работе сайта</w:t>
+      </w:r>
+    </w:p>
+    <w:p>
+      <w:pPr>
+        <w:pStyle w:val="a5"/>
+        <w:numPr>
+          <w:ilvl w:val="0"/>
+          <w:numId w:val="12"/>
+        </w:numPr>
+        <w:ind w:left="993"/>
+        <w:rPr>
+          <w:sz w:val="28"/>
+          <w:szCs w:val="28"/>
+          <w:lang w:val="ru-RU"/>
+        </w:rPr>
+      </w:pPr>
+      <w:r>
+        <w:rPr>
+          <w:sz w:val="28"/>
+          <w:szCs w:val="28"/>
+          <w:lang w:val="ru-RU"/>
+        </w:rPr>
+        <w:t xml:space="preserve">Система должна предоставлять </w:t>
+      </w:r>
+      <w:r>
+        <w:rPr>
+          <w:sz w:val="28"/>
+          <w:szCs w:val="28"/>
+          <w:lang w:val="ru-RU"/>
+        </w:rPr>
+        <w:t>возможность</w:t>
+      </w:r>
+      <w:r>
+        <w:rPr>
+          <w:sz w:val="28"/>
+          <w:szCs w:val="28"/>
+          <w:lang w:val="ru-RU"/>
+        </w:rPr>
+        <w:t xml:space="preserve"> написать отзыв о приеме врача</w:t>
+      </w:r>
+    </w:p>
+    <w:p>
+      <w:pPr>
+        <w:pStyle w:val="a5"/>
+        <w:ind w:left="993"/>
+        <w:rPr>
+          <w:sz w:val="28"/>
+          <w:szCs w:val="28"/>
+          <w:lang w:val="ru-RU"/>
+        </w:rPr>
+      </w:pPr>
     </w:p>
     <w:p>
       <w:pPr>
@@ -1293,10 +1359,11 @@
         <w:rPr>
           <w:noProof/>
         </w:rPr>
+        <w:lastRenderedPageBreak/>
         <w:drawing>
-          <wp:inline distT="0" distB="0" distL="0" distR="0" wp14:anchorId="0B1F78FD" wp14:editId="59F3F690">
-            <wp:extent cx="5692140" cy="4232616"/>
-            <wp:effectExtent l="0" t="0" r="3810" b="0"/>
+          <wp:inline distT="0" distB="0" distL="0" distR="0" wp14:anchorId="0B1F78FD" wp14:editId="2380E6D8">
+            <wp:extent cx="6128057" cy="4556760"/>
+            <wp:effectExtent l="0" t="0" r="6350" b="0"/>
             <wp:docPr id="2007217560" name="Рисунок 1"/>
             <wp:cNvGraphicFramePr>
               <a:graphicFrameLocks xmlns:a="http://schemas.openxmlformats.org/drawingml/2006/main" noChangeAspect="1"/>
@@ -1323,7 +1390,7 @@
                   <pic:spPr>
                     <a:xfrm>
                       <a:off x="0" y="0"/>
-                      <a:ext cx="5692140" cy="4232616"/>
+                      <a:ext cx="6132839" cy="4560316"/>
                     </a:xfrm>
                     <a:prstGeom prst="rect">
                       <a:avLst/>
@@ -1335,6 +1402,14 @@
           </wp:inline>
         </w:drawing>
       </w:r>
+    </w:p>
+    <w:p>
+      <w:pPr>
+        <w:rPr>
+          <w:i/>
+          <w:lang w:val="ru-RU"/>
+        </w:rPr>
+      </w:pPr>
     </w:p>
     <w:p>
       <w:pPr>
@@ -5855,28 +5930,28 @@
 </file>
 
 <file path=customXml/item1.xml><?xml version="1.0" encoding="utf-8"?>
-<b:Sources xmlns:b="http://schemas.openxmlformats.org/officeDocument/2006/bibliography" xmlns="http://schemas.openxmlformats.org/officeDocument/2006/bibliography" SelectedStyle="\APASixthEditionOfficeOnline.xsl" StyleName="APA" Version="6"/>
-</file>
-
-<file path=customXml/item2.xml><?xml version="1.0" encoding="utf-8"?>
 <go:gDocsCustomXmlDataStorage xmlns:go="http://customooxmlschemas.google.com/" xmlns:r="http://schemas.openxmlformats.org/officeDocument/2006/relationships" uri="GoogleDocsCustomDataVersion2">
   <go:docsCustomData xmlns:go="http://customooxmlschemas.google.com/" roundtripDataSignature="AMtx7mhgRBkzdRrYSeUT7OgaQ+Z2a0E11Q==">CgMxLjAyDmgubHFxdGc5ZXFtODk4Mg5oLjRwenBhbHBsNWNobzIOaC5yb2JyYWE2dGJyeGMyDmguNDU4b2xnaXlqZ2RjMg5oLm5scjljNWozcTF1ZjIOaC45Y2ltMDR5MHlkcXgyDmgueDN3OTMzcDJzcDFkMg5oLmNsaHNwbnZzaThlejIOaC5nNmkweDN5bnV6cWcyDmgubGR1dHY5dWM4cDJ1Mg5oLjRoMXp4N2h5MGMxajIOaC5pc3NiaHpzdTluYjQ4AHIhMTA1eVNCWEg2S0JnMTdkeDAzOVZYS2NRZEpHSGhDb1pW</go:docsCustomData>
 </go:gDocsCustomXmlDataStorage>
 </file>
 
-<file path=customXml/itemProps1.xml><?xml version="1.0" encoding="utf-8"?>
-<ds:datastoreItem xmlns:ds="http://schemas.openxmlformats.org/officeDocument/2006/customXml" ds:itemID="{DEB3D5B9-2ADC-4637-ACA2-B845472456E6}">
-  <ds:schemaRefs>
-    <ds:schemaRef ds:uri="http://schemas.openxmlformats.org/officeDocument/2006/bibliography"/>
-  </ds:schemaRefs>
-</ds:datastoreItem>
+<file path=customXml/item2.xml><?xml version="1.0" encoding="utf-8"?>
+<b:Sources xmlns:b="http://schemas.openxmlformats.org/officeDocument/2006/bibliography" xmlns="http://schemas.openxmlformats.org/officeDocument/2006/bibliography" SelectedStyle="\APASixthEditionOfficeOnline.xsl" StyleName="APA" Version="6"/>
 </file>
 
-<file path=customXml/itemProps2.xml><?xml version="1.0" encoding="utf-8"?>
+<file path=customXml/itemProps1.xml><?xml version="1.0" encoding="utf-8"?>
 <ds:datastoreItem xmlns:ds="http://schemas.openxmlformats.org/officeDocument/2006/customXml" ds:itemID="{11111111-1234-1234-1234-123412341234}">
   <ds:schemaRefs>
     <ds:schemaRef ds:uri="http://customooxmlschemas.google.com/"/>
     <ds:schemaRef ds:uri="http://schemas.openxmlformats.org/officeDocument/2006/relationships"/>
   </ds:schemaRefs>
 </ds:datastoreItem>
+</file>
+
+<file path=customXml/itemProps2.xml><?xml version="1.0" encoding="utf-8"?>
+<ds:datastoreItem xmlns:ds="http://schemas.openxmlformats.org/officeDocument/2006/customXml" ds:itemID="{DEB3D5B9-2ADC-4637-ACA2-B845472456E6}">
+  <ds:schemaRefs>
+    <ds:schemaRef ds:uri="http://schemas.openxmlformats.org/officeDocument/2006/bibliography"/>
+  </ds:schemaRefs>
+</ds:datastoreItem>
 </file>
--- a/ООАП3.docx
+++ b/ООАП3.docx
@@ -552,45 +552,6 @@
         <w:pStyle w:val="a5"/>
         <w:numPr>
           <w:ilvl w:val="0"/>
-          <w:numId w:val="6"/>
-        </w:numPr>
-        <w:rPr>
-          <w:i/>
-          <w:sz w:val="28"/>
-          <w:szCs w:val="28"/>
-          <w:lang w:val="ru-RU"/>
-        </w:rPr>
-      </w:pPr>
-      <w:r>
-        <w:rPr>
-          <w:sz w:val="28"/>
-          <w:szCs w:val="28"/>
-          <w:lang w:val="ru-RU"/>
-        </w:rPr>
-        <w:t xml:space="preserve"> </w:t>
-      </w:r>
-      <w:r>
-        <w:rPr>
-          <w:sz w:val="28"/>
-          <w:szCs w:val="28"/>
-          <w:lang w:val="ru-RU"/>
-        </w:rPr>
-        <w:t>Н</w:t>
-      </w:r>
-      <w:r>
-        <w:rPr>
-          <w:sz w:val="28"/>
-          <w:szCs w:val="28"/>
-          <w:lang w:val="ru-RU"/>
-        </w:rPr>
-        <w:t>аписания отзыва</w:t>
-      </w:r>
-    </w:p>
-    <w:p>
-      <w:pPr>
-        <w:pStyle w:val="a5"/>
-        <w:numPr>
-          <w:ilvl w:val="0"/>
           <w:numId w:val="5"/>
         </w:numPr>
         <w:rPr>
@@ -1892,7 +1853,23 @@
           <w:szCs w:val="28"/>
           <w:lang w:val="ru-RU"/>
         </w:rPr>
-        <w:t>Система предлагает оставить отзыв о работе сайта</w:t>
+        <w:t xml:space="preserve">Система предлагает </w:t>
+      </w:r>
+      <w:r>
+        <w:rPr>
+          <w:sz w:val="28"/>
+          <w:szCs w:val="28"/>
+          <w:lang w:val="ru-RU"/>
+        </w:rPr>
+        <w:t>написать</w:t>
+      </w:r>
+      <w:r>
+        <w:rPr>
+          <w:sz w:val="28"/>
+          <w:szCs w:val="28"/>
+          <w:lang w:val="ru-RU"/>
+        </w:rPr>
+        <w:t xml:space="preserve"> отзыв о работе сайта</w:t>
       </w:r>
     </w:p>
     <w:p>
@@ -5930,28 +5907,28 @@
 </file>
 
 <file path=customXml/item1.xml><?xml version="1.0" encoding="utf-8"?>
+<b:Sources xmlns:b="http://schemas.openxmlformats.org/officeDocument/2006/bibliography" xmlns="http://schemas.openxmlformats.org/officeDocument/2006/bibliography" SelectedStyle="\APASixthEditionOfficeOnline.xsl" StyleName="APA" Version="6"/>
+</file>
+
+<file path=customXml/item2.xml><?xml version="1.0" encoding="utf-8"?>
 <go:gDocsCustomXmlDataStorage xmlns:go="http://customooxmlschemas.google.com/" xmlns:r="http://schemas.openxmlformats.org/officeDocument/2006/relationships" uri="GoogleDocsCustomDataVersion2">
   <go:docsCustomData xmlns:go="http://customooxmlschemas.google.com/" roundtripDataSignature="AMtx7mhgRBkzdRrYSeUT7OgaQ+Z2a0E11Q==">CgMxLjAyDmgubHFxdGc5ZXFtODk4Mg5oLjRwenBhbHBsNWNobzIOaC5yb2JyYWE2dGJyeGMyDmguNDU4b2xnaXlqZ2RjMg5oLm5scjljNWozcTF1ZjIOaC45Y2ltMDR5MHlkcXgyDmgueDN3OTMzcDJzcDFkMg5oLmNsaHNwbnZzaThlejIOaC5nNmkweDN5bnV6cWcyDmgubGR1dHY5dWM4cDJ1Mg5oLjRoMXp4N2h5MGMxajIOaC5pc3NiaHpzdTluYjQ4AHIhMTA1eVNCWEg2S0JnMTdkeDAzOVZYS2NRZEpHSGhDb1pW</go:docsCustomData>
 </go:gDocsCustomXmlDataStorage>
 </file>
 
-<file path=customXml/item2.xml><?xml version="1.0" encoding="utf-8"?>
-<b:Sources xmlns:b="http://schemas.openxmlformats.org/officeDocument/2006/bibliography" xmlns="http://schemas.openxmlformats.org/officeDocument/2006/bibliography" SelectedStyle="\APASixthEditionOfficeOnline.xsl" StyleName="APA" Version="6"/>
+<file path=customXml/itemProps1.xml><?xml version="1.0" encoding="utf-8"?>
+<ds:datastoreItem xmlns:ds="http://schemas.openxmlformats.org/officeDocument/2006/customXml" ds:itemID="{DEB3D5B9-2ADC-4637-ACA2-B845472456E6}">
+  <ds:schemaRefs>
+    <ds:schemaRef ds:uri="http://schemas.openxmlformats.org/officeDocument/2006/bibliography"/>
+  </ds:schemaRefs>
+</ds:datastoreItem>
 </file>
 
-<file path=customXml/itemProps1.xml><?xml version="1.0" encoding="utf-8"?>
+<file path=customXml/itemProps2.xml><?xml version="1.0" encoding="utf-8"?>
 <ds:datastoreItem xmlns:ds="http://schemas.openxmlformats.org/officeDocument/2006/customXml" ds:itemID="{11111111-1234-1234-1234-123412341234}">
   <ds:schemaRefs>
     <ds:schemaRef ds:uri="http://customooxmlschemas.google.com/"/>
     <ds:schemaRef ds:uri="http://schemas.openxmlformats.org/officeDocument/2006/relationships"/>
   </ds:schemaRefs>
 </ds:datastoreItem>
-</file>
-
-<file path=customXml/itemProps2.xml><?xml version="1.0" encoding="utf-8"?>
-<ds:datastoreItem xmlns:ds="http://schemas.openxmlformats.org/officeDocument/2006/customXml" ds:itemID="{DEB3D5B9-2ADC-4637-ACA2-B845472456E6}">
-  <ds:schemaRefs>
-    <ds:schemaRef ds:uri="http://schemas.openxmlformats.org/officeDocument/2006/bibliography"/>
-  </ds:schemaRefs>
-</ds:datastoreItem>
 </file>
--- a/ООАП3.docx
+++ b/ООАП3.docx
@@ -237,20 +237,29 @@
           <w:i/>
         </w:rPr>
       </w:pPr>
+    </w:p>
+    <w:p>
+      <w:pPr>
+        <w:pStyle w:val="a5"/>
+        <w:jc w:val="center"/>
+        <w:rPr>
+          <w:i/>
+        </w:rPr>
+      </w:pPr>
       <w:r>
         <w:rPr>
           <w:noProof/>
         </w:rPr>
         <w:drawing>
-          <wp:anchor distT="0" distB="0" distL="114300" distR="114300" simplePos="0" relativeHeight="251658240" behindDoc="0" locked="0" layoutInCell="1" allowOverlap="1" wp14:anchorId="7661D0B2" wp14:editId="1E6C5B2C">
+          <wp:anchor distT="0" distB="0" distL="114300" distR="114300" simplePos="0" relativeHeight="251658240" behindDoc="0" locked="0" layoutInCell="1" allowOverlap="1" wp14:anchorId="7661D0B2" wp14:editId="6E0CDEF4">
             <wp:simplePos x="0" y="0"/>
             <wp:positionH relativeFrom="page">
-              <wp:posOffset>388620</wp:posOffset>
+              <wp:posOffset>387985</wp:posOffset>
             </wp:positionH>
             <wp:positionV relativeFrom="paragraph">
-              <wp:posOffset>438150</wp:posOffset>
+              <wp:posOffset>250825</wp:posOffset>
             </wp:positionV>
-            <wp:extent cx="6728460" cy="3206115"/>
+            <wp:extent cx="6727190" cy="3206115"/>
             <wp:effectExtent l="0" t="0" r="0" b="0"/>
             <wp:wrapTopAndBottom/>
             <wp:docPr id="1833548602" name="Рисунок 1"/>
@@ -279,7 +288,7 @@
                   <pic:spPr>
                     <a:xfrm>
                       <a:off x="0" y="0"/>
-                      <a:ext cx="6728460" cy="3206115"/>
+                      <a:ext cx="6727190" cy="3206115"/>
                     </a:xfrm>
                     <a:prstGeom prst="rect">
                       <a:avLst/>
@@ -297,15 +306,6 @@
           </wp:anchor>
         </w:drawing>
       </w:r>
-    </w:p>
-    <w:p>
-      <w:pPr>
-        <w:pStyle w:val="a5"/>
-        <w:jc w:val="center"/>
-        <w:rPr>
-          <w:i/>
-        </w:rPr>
-      </w:pPr>
     </w:p>
     <w:p>
       <w:pPr>
@@ -5907,28 +5907,28 @@
 </file>
 
 <file path=customXml/item1.xml><?xml version="1.0" encoding="utf-8"?>
-<b:Sources xmlns:b="http://schemas.openxmlformats.org/officeDocument/2006/bibliography" xmlns="http://schemas.openxmlformats.org/officeDocument/2006/bibliography" SelectedStyle="\APASixthEditionOfficeOnline.xsl" StyleName="APA" Version="6"/>
-</file>
-
-<file path=customXml/item2.xml><?xml version="1.0" encoding="utf-8"?>
 <go:gDocsCustomXmlDataStorage xmlns:go="http://customooxmlschemas.google.com/" xmlns:r="http://schemas.openxmlformats.org/officeDocument/2006/relationships" uri="GoogleDocsCustomDataVersion2">
   <go:docsCustomData xmlns:go="http://customooxmlschemas.google.com/" roundtripDataSignature="AMtx7mhgRBkzdRrYSeUT7OgaQ+Z2a0E11Q==">CgMxLjAyDmgubHFxdGc5ZXFtODk4Mg5oLjRwenBhbHBsNWNobzIOaC5yb2JyYWE2dGJyeGMyDmguNDU4b2xnaXlqZ2RjMg5oLm5scjljNWozcTF1ZjIOaC45Y2ltMDR5MHlkcXgyDmgueDN3OTMzcDJzcDFkMg5oLmNsaHNwbnZzaThlejIOaC5nNmkweDN5bnV6cWcyDmgubGR1dHY5dWM4cDJ1Mg5oLjRoMXp4N2h5MGMxajIOaC5pc3NiaHpzdTluYjQ4AHIhMTA1eVNCWEg2S0JnMTdkeDAzOVZYS2NRZEpHSGhDb1pW</go:docsCustomData>
 </go:gDocsCustomXmlDataStorage>
 </file>
 
-<file path=customXml/itemProps1.xml><?xml version="1.0" encoding="utf-8"?>
-<ds:datastoreItem xmlns:ds="http://schemas.openxmlformats.org/officeDocument/2006/customXml" ds:itemID="{DEB3D5B9-2ADC-4637-ACA2-B845472456E6}">
-  <ds:schemaRefs>
-    <ds:schemaRef ds:uri="http://schemas.openxmlformats.org/officeDocument/2006/bibliography"/>
-  </ds:schemaRefs>
-</ds:datastoreItem>
+<file path=customXml/item2.xml><?xml version="1.0" encoding="utf-8"?>
+<b:Sources xmlns:b="http://schemas.openxmlformats.org/officeDocument/2006/bibliography" xmlns="http://schemas.openxmlformats.org/officeDocument/2006/bibliography" SelectedStyle="\APASixthEditionOfficeOnline.xsl" StyleName="APA" Version="6"/>
 </file>
 
-<file path=customXml/itemProps2.xml><?xml version="1.0" encoding="utf-8"?>
+<file path=customXml/itemProps1.xml><?xml version="1.0" encoding="utf-8"?>
 <ds:datastoreItem xmlns:ds="http://schemas.openxmlformats.org/officeDocument/2006/customXml" ds:itemID="{11111111-1234-1234-1234-123412341234}">
   <ds:schemaRefs>
     <ds:schemaRef ds:uri="http://customooxmlschemas.google.com/"/>
     <ds:schemaRef ds:uri="http://schemas.openxmlformats.org/officeDocument/2006/relationships"/>
   </ds:schemaRefs>
 </ds:datastoreItem>
+</file>
+
+<file path=customXml/itemProps2.xml><?xml version="1.0" encoding="utf-8"?>
+<ds:datastoreItem xmlns:ds="http://schemas.openxmlformats.org/officeDocument/2006/customXml" ds:itemID="{DEB3D5B9-2ADC-4637-ACA2-B845472456E6}">
+  <ds:schemaRefs>
+    <ds:schemaRef ds:uri="http://schemas.openxmlformats.org/officeDocument/2006/bibliography"/>
+  </ds:schemaRefs>
+</ds:datastoreItem>
 </file>
--- a/ООАП3.docx
+++ b/ООАП3.docx
@@ -748,8 +748,8 @@
           <w:lang w:val="ru-RU"/>
         </w:rPr>
         <w:drawing>
-          <wp:inline distT="0" distB="0" distL="0" distR="0" wp14:anchorId="27235115" wp14:editId="1B5DEC0E">
-            <wp:extent cx="4351020" cy="3622040"/>
+          <wp:inline distT="0" distB="0" distL="0" distR="0" wp14:anchorId="27235115" wp14:editId="4998BCF8">
+            <wp:extent cx="3658932" cy="3627713"/>
             <wp:effectExtent l="0" t="0" r="0" b="0"/>
             <wp:docPr id="1" name="Рисунок 1"/>
             <wp:cNvGraphicFramePr>
@@ -777,7 +777,7 @@
                   <pic:spPr>
                     <a:xfrm>
                       <a:off x="0" y="0"/>
-                      <a:ext cx="4357835" cy="3627713"/>
+                      <a:ext cx="3658932" cy="3627713"/>
                     </a:xfrm>
                     <a:prstGeom prst="rect">
                       <a:avLst/>
@@ -1322,9 +1322,9 @@
         </w:rPr>
         <w:lastRenderedPageBreak/>
         <w:drawing>
-          <wp:inline distT="0" distB="0" distL="0" distR="0" wp14:anchorId="0B1F78FD" wp14:editId="2380E6D8">
-            <wp:extent cx="6128057" cy="4556760"/>
-            <wp:effectExtent l="0" t="0" r="6350" b="0"/>
+          <wp:inline distT="0" distB="0" distL="0" distR="0" wp14:anchorId="0B1F78FD" wp14:editId="059C04D5">
+            <wp:extent cx="6132838" cy="4560316"/>
+            <wp:effectExtent l="0" t="0" r="1270" b="0"/>
             <wp:docPr id="2007217560" name="Рисунок 1"/>
             <wp:cNvGraphicFramePr>
               <a:graphicFrameLocks xmlns:a="http://schemas.openxmlformats.org/drawingml/2006/main" noChangeAspect="1"/>
@@ -1351,7 +1351,7 @@
                   <pic:spPr>
                     <a:xfrm>
                       <a:off x="0" y="0"/>
-                      <a:ext cx="6132839" cy="4560316"/>
+                      <a:ext cx="6132838" cy="4560316"/>
                     </a:xfrm>
                     <a:prstGeom prst="rect">
                       <a:avLst/>
@@ -5907,28 +5907,28 @@
 </file>
 
 <file path=customXml/item1.xml><?xml version="1.0" encoding="utf-8"?>
+<b:Sources xmlns:b="http://schemas.openxmlformats.org/officeDocument/2006/bibliography" xmlns="http://schemas.openxmlformats.org/officeDocument/2006/bibliography" SelectedStyle="\APASixthEditionOfficeOnline.xsl" StyleName="APA" Version="6"/>
+</file>
+
+<file path=customXml/item2.xml><?xml version="1.0" encoding="utf-8"?>
 <go:gDocsCustomXmlDataStorage xmlns:go="http://customooxmlschemas.google.com/" xmlns:r="http://schemas.openxmlformats.org/officeDocument/2006/relationships" uri="GoogleDocsCustomDataVersion2">
   <go:docsCustomData xmlns:go="http://customooxmlschemas.google.com/" roundtripDataSignature="AMtx7mhgRBkzdRrYSeUT7OgaQ+Z2a0E11Q==">CgMxLjAyDmgubHFxdGc5ZXFtODk4Mg5oLjRwenBhbHBsNWNobzIOaC5yb2JyYWE2dGJyeGMyDmguNDU4b2xnaXlqZ2RjMg5oLm5scjljNWozcTF1ZjIOaC45Y2ltMDR5MHlkcXgyDmgueDN3OTMzcDJzcDFkMg5oLmNsaHNwbnZzaThlejIOaC5nNmkweDN5bnV6cWcyDmgubGR1dHY5dWM4cDJ1Mg5oLjRoMXp4N2h5MGMxajIOaC5pc3NiaHpzdTluYjQ4AHIhMTA1eVNCWEg2S0JnMTdkeDAzOVZYS2NRZEpHSGhDb1pW</go:docsCustomData>
 </go:gDocsCustomXmlDataStorage>
 </file>
 
-<file path=customXml/item2.xml><?xml version="1.0" encoding="utf-8"?>
-<b:Sources xmlns:b="http://schemas.openxmlformats.org/officeDocument/2006/bibliography" xmlns="http://schemas.openxmlformats.org/officeDocument/2006/bibliography" SelectedStyle="\APASixthEditionOfficeOnline.xsl" StyleName="APA" Version="6"/>
+<file path=customXml/itemProps1.xml><?xml version="1.0" encoding="utf-8"?>
+<ds:datastoreItem xmlns:ds="http://schemas.openxmlformats.org/officeDocument/2006/customXml" ds:itemID="{DEB3D5B9-2ADC-4637-ACA2-B845472456E6}">
+  <ds:schemaRefs>
+    <ds:schemaRef ds:uri="http://schemas.openxmlformats.org/officeDocument/2006/bibliography"/>
+  </ds:schemaRefs>
+</ds:datastoreItem>
 </file>
 
-<file path=customXml/itemProps1.xml><?xml version="1.0" encoding="utf-8"?>
+<file path=customXml/itemProps2.xml><?xml version="1.0" encoding="utf-8"?>
 <ds:datastoreItem xmlns:ds="http://schemas.openxmlformats.org/officeDocument/2006/customXml" ds:itemID="{11111111-1234-1234-1234-123412341234}">
   <ds:schemaRefs>
     <ds:schemaRef ds:uri="http://customooxmlschemas.google.com/"/>
     <ds:schemaRef ds:uri="http://schemas.openxmlformats.org/officeDocument/2006/relationships"/>
   </ds:schemaRefs>
 </ds:datastoreItem>
-</file>
-
-<file path=customXml/itemProps2.xml><?xml version="1.0" encoding="utf-8"?>
-<ds:datastoreItem xmlns:ds="http://schemas.openxmlformats.org/officeDocument/2006/customXml" ds:itemID="{DEB3D5B9-2ADC-4637-ACA2-B845472456E6}">
-  <ds:schemaRefs>
-    <ds:schemaRef ds:uri="http://schemas.openxmlformats.org/officeDocument/2006/bibliography"/>
-  </ds:schemaRefs>
-</ds:datastoreItem>
 </file>
--- a/ООАП3.docx
+++ b/ООАП3.docx
@@ -1549,57 +1549,7 @@
           <w:szCs w:val="28"/>
           <w:lang w:val="ru-RU"/>
         </w:rPr>
-        <w:t xml:space="preserve"> </w:t>
-      </w:r>
-      <w:r>
-        <w:rPr>
-          <w:sz w:val="28"/>
-          <w:szCs w:val="28"/>
-          <w:lang w:val="ru-RU"/>
-        </w:rPr>
-        <w:t>П</w:t>
-      </w:r>
-      <w:r>
-        <w:rPr>
-          <w:sz w:val="28"/>
-          <w:szCs w:val="28"/>
-          <w:lang w:val="ru-RU"/>
-        </w:rPr>
-        <w:t xml:space="preserve">ользователь </w:t>
-      </w:r>
-      <w:r>
-        <w:rPr>
-          <w:b/>
-          <w:bCs/>
-          <w:sz w:val="28"/>
-          <w:szCs w:val="28"/>
-          <w:lang w:val="ru-RU"/>
-        </w:rPr>
-        <w:t>не</w:t>
-      </w:r>
-      <w:r>
-        <w:rPr>
-          <w:sz w:val="28"/>
-          <w:szCs w:val="28"/>
-          <w:lang w:val="ru-RU"/>
-        </w:rPr>
-        <w:t xml:space="preserve"> н</w:t>
-      </w:r>
-      <w:r>
-        <w:rPr>
-          <w:sz w:val="28"/>
-          <w:szCs w:val="28"/>
-          <w:lang w:val="ru-RU"/>
-        </w:rPr>
-        <w:t>аходится на главной странице</w:t>
-      </w:r>
-      <w:r>
-        <w:rPr>
-          <w:sz w:val="28"/>
-          <w:szCs w:val="28"/>
-          <w:lang w:val="ru-RU"/>
-        </w:rPr>
-        <w:t>.</w:t>
+        <w:t xml:space="preserve"> Пользователь находится на главной странице</w:t>
       </w:r>
     </w:p>
     <w:p>
@@ -1642,23 +1592,7 @@
           <w:szCs w:val="28"/>
           <w:lang w:val="ru-RU"/>
         </w:rPr>
-        <w:t>Пользователь переходит на</w:t>
-      </w:r>
-      <w:r>
-        <w:rPr>
-          <w:sz w:val="28"/>
-          <w:szCs w:val="28"/>
-          <w:lang w:val="ru-RU"/>
-        </w:rPr>
-        <w:t xml:space="preserve"> главную страницу</w:t>
-      </w:r>
-      <w:r>
-        <w:rPr>
-          <w:sz w:val="28"/>
-          <w:szCs w:val="28"/>
-          <w:lang w:val="ru-RU"/>
-        </w:rPr>
-        <w:t>.</w:t>
+        <w:t>Пользователь нажимает на кнопку «Записаться на прием»</w:t>
       </w:r>
     </w:p>
     <w:p>
@@ -1680,7 +1614,7 @@
           <w:szCs w:val="28"/>
           <w:lang w:val="ru-RU"/>
         </w:rPr>
-        <w:t>Пользователь нажимает на кнопку «Записаться на прием»</w:t>
+        <w:t>Система показывает форму для заполнения данных</w:t>
       </w:r>
     </w:p>
     <w:p>
@@ -1702,38 +1636,7 @@
           <w:szCs w:val="28"/>
           <w:lang w:val="ru-RU"/>
         </w:rPr>
-        <w:t>Система запрашивает данные пользователя</w:t>
-      </w:r>
-      <w:r>
-        <w:rPr>
-          <w:sz w:val="28"/>
-          <w:szCs w:val="28"/>
-          <w:lang w:val="ru-RU"/>
-        </w:rPr>
-        <w:t>.</w:t>
-      </w:r>
-    </w:p>
-    <w:p>
-      <w:pPr>
-        <w:pStyle w:val="a5"/>
-        <w:numPr>
-          <w:ilvl w:val="1"/>
-          <w:numId w:val="18"/>
-        </w:numPr>
-        <w:ind w:left="1560"/>
-        <w:rPr>
-          <w:sz w:val="28"/>
-          <w:szCs w:val="28"/>
-          <w:lang w:val="ru-RU"/>
-        </w:rPr>
-      </w:pPr>
-      <w:r>
-        <w:rPr>
-          <w:sz w:val="28"/>
-          <w:szCs w:val="28"/>
-          <w:lang w:val="ru-RU"/>
-        </w:rPr>
-        <w:t>Система предлагает выбрать поликлинику</w:t>
+        <w:t>Пользователь вводит данные</w:t>
       </w:r>
     </w:p>
     <w:p>
@@ -1755,7 +1658,7 @@
           <w:szCs w:val="28"/>
           <w:lang w:val="ru-RU"/>
         </w:rPr>
-        <w:t>Система формирует запись в базе записей</w:t>
+        <w:t>Пользователь подтверждает ввод</w:t>
       </w:r>
     </w:p>
     <w:p>
@@ -1777,6 +1680,80 @@
           <w:szCs w:val="28"/>
           <w:lang w:val="ru-RU"/>
         </w:rPr>
+        <w:t>С</w:t>
+      </w:r>
+      <w:r>
+        <w:rPr>
+          <w:sz w:val="28"/>
+          <w:szCs w:val="28"/>
+          <w:lang w:val="ru-RU"/>
+        </w:rPr>
+        <w:t>истема предлагает выбрать поликлинику</w:t>
+      </w:r>
+    </w:p>
+    <w:p>
+      <w:pPr>
+        <w:pStyle w:val="a5"/>
+        <w:numPr>
+          <w:ilvl w:val="0"/>
+          <w:numId w:val="13"/>
+        </w:numPr>
+        <w:rPr>
+          <w:sz w:val="28"/>
+          <w:szCs w:val="28"/>
+          <w:lang w:val="ru-RU"/>
+        </w:rPr>
+      </w:pPr>
+      <w:r>
+        <w:rPr>
+          <w:sz w:val="28"/>
+          <w:szCs w:val="28"/>
+          <w:lang w:val="ru-RU"/>
+        </w:rPr>
+        <w:t>Пользователь выбирает поликлинику для приема</w:t>
+      </w:r>
+    </w:p>
+    <w:p>
+      <w:pPr>
+        <w:pStyle w:val="a5"/>
+        <w:numPr>
+          <w:ilvl w:val="0"/>
+          <w:numId w:val="13"/>
+        </w:numPr>
+        <w:rPr>
+          <w:sz w:val="28"/>
+          <w:szCs w:val="28"/>
+          <w:lang w:val="ru-RU"/>
+        </w:rPr>
+      </w:pPr>
+      <w:r>
+        <w:rPr>
+          <w:sz w:val="28"/>
+          <w:szCs w:val="28"/>
+          <w:lang w:val="ru-RU"/>
+        </w:rPr>
+        <w:t>Система создает запись в базе записей</w:t>
+      </w:r>
+    </w:p>
+    <w:p>
+      <w:pPr>
+        <w:pStyle w:val="a5"/>
+        <w:numPr>
+          <w:ilvl w:val="0"/>
+          <w:numId w:val="13"/>
+        </w:numPr>
+        <w:rPr>
+          <w:sz w:val="28"/>
+          <w:szCs w:val="28"/>
+          <w:lang w:val="ru-RU"/>
+        </w:rPr>
+      </w:pPr>
+      <w:r>
+        <w:rPr>
+          <w:sz w:val="28"/>
+          <w:szCs w:val="28"/>
+          <w:lang w:val="ru-RU"/>
+        </w:rPr>
         <w:t>Сис</w:t>
       </w:r>
       <w:r>
@@ -1785,7 +1762,53 @@
           <w:szCs w:val="28"/>
           <w:lang w:val="ru-RU"/>
         </w:rPr>
-        <w:t>тема предлагает оплатить предварительно</w:t>
+        <w:t>тема</w:t>
+      </w:r>
+      <w:r>
+        <w:rPr>
+          <w:sz w:val="28"/>
+          <w:szCs w:val="28"/>
+          <w:lang w:val="ru-RU"/>
+        </w:rPr>
+        <w:t xml:space="preserve"> </w:t>
+      </w:r>
+      <w:r>
+        <w:rPr>
+          <w:sz w:val="28"/>
+          <w:szCs w:val="28"/>
+          <w:lang w:val="ru-RU"/>
+        </w:rPr>
+        <w:t>предлагает</w:t>
+      </w:r>
+      <w:r>
+        <w:rPr>
+          <w:sz w:val="28"/>
+          <w:szCs w:val="28"/>
+          <w:lang w:val="ru-RU"/>
+        </w:rPr>
+        <w:t xml:space="preserve"> пользователю выбрать способ оплаты предварительно или после приема</w:t>
+      </w:r>
+    </w:p>
+    <w:p>
+      <w:pPr>
+        <w:pStyle w:val="a5"/>
+        <w:numPr>
+          <w:ilvl w:val="0"/>
+          <w:numId w:val="13"/>
+        </w:numPr>
+        <w:rPr>
+          <w:sz w:val="28"/>
+          <w:szCs w:val="28"/>
+          <w:lang w:val="ru-RU"/>
+        </w:rPr>
+      </w:pPr>
+      <w:r>
+        <w:rPr>
+          <w:sz w:val="28"/>
+          <w:szCs w:val="28"/>
+          <w:lang w:val="ru-RU"/>
+        </w:rPr>
+        <w:t xml:space="preserve">Пользователь выбирает способ оплаты предварительно </w:t>
       </w:r>
     </w:p>
     <w:p>
@@ -1808,7 +1831,23 @@
           <w:szCs w:val="28"/>
           <w:lang w:val="ru-RU"/>
         </w:rPr>
-        <w:t>Оплатить картой или частями</w:t>
+        <w:t>Оплатить</w:t>
+      </w:r>
+      <w:r>
+        <w:rPr>
+          <w:sz w:val="28"/>
+          <w:szCs w:val="28"/>
+          <w:lang w:val="ru-RU"/>
+        </w:rPr>
+        <w:t xml:space="preserve"> предварительно</w:t>
+      </w:r>
+      <w:r>
+        <w:rPr>
+          <w:sz w:val="28"/>
+          <w:szCs w:val="28"/>
+          <w:lang w:val="ru-RU"/>
+        </w:rPr>
+        <w:t xml:space="preserve"> картой или частями</w:t>
       </w:r>
     </w:p>
     <w:p>
@@ -1839,8 +1878,32 @@
         <w:pStyle w:val="a5"/>
         <w:numPr>
           <w:ilvl w:val="0"/>
-          <w:numId w:val="22"/>
+          <w:numId w:val="13"/>
         </w:numPr>
+        <w:ind w:left="567"/>
+        <w:rPr>
+          <w:sz w:val="28"/>
+          <w:szCs w:val="28"/>
+          <w:lang w:val="ru-RU"/>
+        </w:rPr>
+      </w:pPr>
+      <w:r>
+        <w:rPr>
+          <w:sz w:val="28"/>
+          <w:szCs w:val="28"/>
+          <w:lang w:val="ru-RU"/>
+        </w:rPr>
+        <w:t>Пользователь оплачивает запись</w:t>
+      </w:r>
+    </w:p>
+    <w:p>
+      <w:pPr>
+        <w:pStyle w:val="a5"/>
+        <w:numPr>
+          <w:ilvl w:val="0"/>
+          <w:numId w:val="13"/>
+        </w:numPr>
+        <w:ind w:left="567"/>
         <w:rPr>
           <w:sz w:val="28"/>
           <w:szCs w:val="28"/>
@@ -1870,6 +1933,162 @@
           <w:lang w:val="ru-RU"/>
         </w:rPr>
         <w:t xml:space="preserve"> отзыв о работе сайта</w:t>
+      </w:r>
+    </w:p>
+    <w:p>
+      <w:pPr>
+        <w:pStyle w:val="a5"/>
+        <w:numPr>
+          <w:ilvl w:val="0"/>
+          <w:numId w:val="13"/>
+        </w:numPr>
+        <w:ind w:left="567"/>
+        <w:rPr>
+          <w:sz w:val="28"/>
+          <w:szCs w:val="28"/>
+          <w:lang w:val="ru-RU"/>
+        </w:rPr>
+      </w:pPr>
+      <w:r>
+        <w:rPr>
+          <w:sz w:val="28"/>
+          <w:szCs w:val="28"/>
+          <w:lang w:val="ru-RU"/>
+        </w:rPr>
+        <w:t>Пользователь пишет отзыв</w:t>
+      </w:r>
+    </w:p>
+    <w:p>
+      <w:pPr>
+        <w:tabs>
+          <w:tab w:val="left" w:pos="5220"/>
+        </w:tabs>
+        <w:rPr>
+          <w:iCs/>
+          <w:lang w:val="ru-RU"/>
+        </w:rPr>
+      </w:pPr>
+    </w:p>
+    <w:p>
+      <w:pPr>
+        <w:tabs>
+          <w:tab w:val="left" w:pos="5220"/>
+        </w:tabs>
+        <w:rPr>
+          <w:b/>
+          <w:bCs/>
+          <w:iCs/>
+          <w:sz w:val="28"/>
+          <w:szCs w:val="28"/>
+          <w:lang w:val="ru-RU"/>
+        </w:rPr>
+      </w:pPr>
+      <w:r>
+        <w:rPr>
+          <w:b/>
+          <w:bCs/>
+          <w:iCs/>
+          <w:sz w:val="28"/>
+          <w:szCs w:val="28"/>
+          <w:lang w:val="ru-RU"/>
+        </w:rPr>
+        <w:t>Альтернативный сценарий 1:</w:t>
+      </w:r>
+    </w:p>
+    <w:p>
+      <w:pPr>
+        <w:tabs>
+          <w:tab w:val="left" w:pos="5220"/>
+        </w:tabs>
+        <w:ind w:left="284"/>
+        <w:rPr>
+          <w:iCs/>
+          <w:sz w:val="28"/>
+          <w:szCs w:val="28"/>
+          <w:lang w:val="ru-RU"/>
+        </w:rPr>
+      </w:pPr>
+      <w:r>
+        <w:rPr>
+          <w:iCs/>
+          <w:sz w:val="28"/>
+          <w:szCs w:val="28"/>
+          <w:lang w:val="ru-RU"/>
+        </w:rPr>
+        <w:t xml:space="preserve">1 </w:t>
+      </w:r>
+      <w:r>
+        <w:rPr>
+          <w:iCs/>
+          <w:sz w:val="28"/>
+          <w:szCs w:val="28"/>
+          <w:lang w:val="ru-RU"/>
+        </w:rPr>
+        <w:t>Следует за шагом 8</w:t>
+      </w:r>
+    </w:p>
+    <w:p>
+      <w:pPr>
+        <w:tabs>
+          <w:tab w:val="left" w:pos="5220"/>
+        </w:tabs>
+        <w:ind w:left="284"/>
+        <w:rPr>
+          <w:iCs/>
+          <w:sz w:val="28"/>
+          <w:szCs w:val="28"/>
+          <w:lang w:val="ru-RU"/>
+        </w:rPr>
+      </w:pPr>
+      <w:r>
+        <w:rPr>
+          <w:iCs/>
+          <w:sz w:val="28"/>
+          <w:szCs w:val="28"/>
+          <w:lang w:val="ru-RU"/>
+        </w:rPr>
+        <w:t xml:space="preserve">1.1 </w:t>
+      </w:r>
+      <w:r>
+        <w:rPr>
+          <w:iCs/>
+          <w:sz w:val="28"/>
+          <w:szCs w:val="28"/>
+          <w:lang w:val="ru-RU"/>
+        </w:rPr>
+        <w:t>Пользователь выбирает оплату после приема</w:t>
+      </w:r>
+    </w:p>
+    <w:p>
+      <w:pPr>
+        <w:tabs>
+          <w:tab w:val="left" w:pos="5220"/>
+        </w:tabs>
+        <w:ind w:left="284"/>
+        <w:rPr>
+          <w:iCs/>
+          <w:sz w:val="28"/>
+          <w:szCs w:val="28"/>
+          <w:lang w:val="ru-RU"/>
+        </w:rPr>
+      </w:pPr>
+      <w:r>
+        <w:rPr>
+          <w:iCs/>
+          <w:sz w:val="28"/>
+          <w:szCs w:val="28"/>
+          <w:lang w:val="ru-RU"/>
+        </w:rPr>
+        <w:t xml:space="preserve">1.2 </w:t>
+      </w:r>
+      <w:r>
+        <w:rPr>
+          <w:iCs/>
+          <w:sz w:val="28"/>
+          <w:szCs w:val="28"/>
+          <w:lang w:val="ru-RU"/>
+        </w:rPr>
+        <w:t>Сценарий переходит к шагу 11</w:t>
       </w:r>
     </w:p>
     <w:p>
@@ -2145,6 +2364,14 @@
         </w:rPr>
         <w:t>»</w:t>
       </w:r>
+      <w:r>
+        <w:rPr>
+          <w:sz w:val="28"/>
+          <w:szCs w:val="28"/>
+          <w:lang w:val="ru-RU"/>
+        </w:rPr>
+        <w:t xml:space="preserve"> </w:t>
+      </w:r>
     </w:p>
     <w:p>
       <w:pPr>
@@ -2165,23 +2392,7 @@
           <w:szCs w:val="28"/>
           <w:lang w:val="ru-RU"/>
         </w:rPr>
-        <w:t>Пользователь нажимает на кнопку «</w:t>
-      </w:r>
-      <w:r>
-        <w:rPr>
-          <w:sz w:val="28"/>
-          <w:szCs w:val="28"/>
-          <w:lang w:val="ru-RU"/>
-        </w:rPr>
-        <w:t>Активные записи</w:t>
-      </w:r>
-      <w:r>
-        <w:rPr>
-          <w:sz w:val="28"/>
-          <w:szCs w:val="28"/>
-          <w:lang w:val="ru-RU"/>
-        </w:rPr>
-        <w:t>»</w:t>
+        <w:t>Система выводит предстоящие записи пользователя</w:t>
       </w:r>
     </w:p>
     <w:p>
@@ -2203,30 +2414,15 @@
           <w:szCs w:val="28"/>
           <w:lang w:val="ru-RU"/>
         </w:rPr>
-        <w:t>Система обращается к базе записей.</w:t>
-      </w:r>
-    </w:p>
-    <w:p>
-      <w:pPr>
-        <w:pStyle w:val="a5"/>
-        <w:numPr>
-          <w:ilvl w:val="2"/>
-          <w:numId w:val="24"/>
-        </w:numPr>
-        <w:ind w:left="1560"/>
-        <w:rPr>
-          <w:sz w:val="28"/>
-          <w:szCs w:val="28"/>
-          <w:lang w:val="ru-RU"/>
-        </w:rPr>
-      </w:pPr>
-      <w:r>
-        <w:rPr>
-          <w:sz w:val="28"/>
-          <w:szCs w:val="28"/>
-          <w:lang w:val="ru-RU"/>
-        </w:rPr>
-        <w:t>Система выводит пользователю записи с датой больше текущей</w:t>
+        <w:t xml:space="preserve">Пользователь </w:t>
+      </w:r>
+      <w:r>
+        <w:rPr>
+          <w:sz w:val="28"/>
+          <w:szCs w:val="28"/>
+          <w:lang w:val="ru-RU"/>
+        </w:rPr>
+        <w:t>выбирает запись</w:t>
       </w:r>
     </w:p>
     <w:p>
@@ -2248,7 +2444,7 @@
           <w:szCs w:val="28"/>
           <w:lang w:val="ru-RU"/>
         </w:rPr>
-        <w:t>Пользователь выбирает запись для отмены</w:t>
+        <w:t>Пользователь нажимает на кнопку отменить запись</w:t>
       </w:r>
     </w:p>
     <w:p>
@@ -2270,23 +2466,45 @@
           <w:szCs w:val="28"/>
           <w:lang w:val="ru-RU"/>
         </w:rPr>
-        <w:t xml:space="preserve">Система </w:t>
-      </w:r>
-      <w:r>
-        <w:rPr>
-          <w:sz w:val="28"/>
-          <w:szCs w:val="28"/>
-          <w:lang w:val="ru-RU"/>
-        </w:rPr>
-        <w:t xml:space="preserve">удаляет </w:t>
-      </w:r>
-      <w:r>
-        <w:rPr>
-          <w:sz w:val="28"/>
-          <w:szCs w:val="28"/>
-          <w:lang w:val="ru-RU"/>
-        </w:rPr>
-        <w:t>запись в базе записей</w:t>
+        <w:t>Система удаляет запись из базы записей</w:t>
+      </w:r>
+    </w:p>
+    <w:p>
+      <w:pPr>
+        <w:pStyle w:val="a5"/>
+        <w:numPr>
+          <w:ilvl w:val="0"/>
+          <w:numId w:val="23"/>
+        </w:numPr>
+        <w:rPr>
+          <w:sz w:val="28"/>
+          <w:szCs w:val="28"/>
+          <w:lang w:val="ru-RU"/>
+        </w:rPr>
+      </w:pPr>
+      <w:r>
+        <w:rPr>
+          <w:sz w:val="28"/>
+          <w:szCs w:val="28"/>
+          <w:lang w:val="ru-RU"/>
+        </w:rPr>
+        <w:t>Система выводит уведомление об отмен</w:t>
+      </w:r>
+      <w:r>
+        <w:rPr>
+          <w:sz w:val="28"/>
+          <w:szCs w:val="28"/>
+          <w:lang w:val="ru-RU"/>
+        </w:rPr>
+        <w:t>е</w:t>
+      </w:r>
+      <w:r>
+        <w:rPr>
+          <w:sz w:val="28"/>
+          <w:szCs w:val="28"/>
+          <w:lang w:val="ru-RU"/>
+        </w:rPr>
+        <w:t xml:space="preserve"> записи</w:t>
       </w:r>
     </w:p>
     <w:sectPr>
@@ -2856,6 +3074,92 @@
     </w:lvl>
   </w:abstractNum>
   <w:abstractNum w:abstractNumId="5" w15:restartNumberingAfterBreak="0">
+    <w:nsid w:val="1F6F2E6A"/>
+    <w:multiLevelType w:val="multilevel"/>
+    <w:tmpl w:val="0419001F"/>
+    <w:lvl w:ilvl="0">
+      <w:start w:val="1"/>
+      <w:numFmt w:val="decimal"/>
+      <w:lvlText w:val="%1."/>
+      <w:lvlJc w:val="left"/>
+      <w:pPr>
+        <w:ind w:left="360" w:hanging="360"/>
+      </w:pPr>
+    </w:lvl>
+    <w:lvl w:ilvl="1">
+      <w:start w:val="1"/>
+      <w:numFmt w:val="decimal"/>
+      <w:lvlText w:val="%1.%2."/>
+      <w:lvlJc w:val="left"/>
+      <w:pPr>
+        <w:ind w:left="792" w:hanging="432"/>
+      </w:pPr>
+    </w:lvl>
+    <w:lvl w:ilvl="2">
+      <w:start w:val="1"/>
+      <w:numFmt w:val="decimal"/>
+      <w:lvlText w:val="%1.%2.%3."/>
+      <w:lvlJc w:val="left"/>
+      <w:pPr>
+        <w:ind w:left="1224" w:hanging="504"/>
+      </w:pPr>
+    </w:lvl>
+    <w:lvl w:ilvl="3">
+      <w:start w:val="1"/>
+      <w:numFmt w:val="decimal"/>
+      <w:lvlText w:val="%1.%2.%3.%4."/>
+      <w:lvlJc w:val="left"/>
+      <w:pPr>
+        <w:ind w:left="1728" w:hanging="648"/>
+      </w:pPr>
+    </w:lvl>
+    <w:lvl w:ilvl="4">
+      <w:start w:val="1"/>
+      <w:numFmt w:val="decimal"/>
+      <w:lvlText w:val="%1.%2.%3.%4.%5."/>
+      <w:lvlJc w:val="left"/>
+      <w:pPr>
+        <w:ind w:left="2232" w:hanging="792"/>
+      </w:pPr>
+    </w:lvl>
+    <w:lvl w:ilvl="5">
+      <w:start w:val="1"/>
+      <w:numFmt w:val="decimal"/>
+      <w:lvlText w:val="%1.%2.%3.%4.%5.%6."/>
+      <w:lvlJc w:val="left"/>
+      <w:pPr>
+        <w:ind w:left="2736" w:hanging="936"/>
+      </w:pPr>
+    </w:lvl>
+    <w:lvl w:ilvl="6">
+      <w:start w:val="1"/>
+      <w:numFmt w:val="decimal"/>
+      <w:lvlText w:val="%1.%2.%3.%4.%5.%6.%7."/>
+      <w:lvlJc w:val="left"/>
+      <w:pPr>
+        <w:ind w:left="3240" w:hanging="1080"/>
+      </w:pPr>
+    </w:lvl>
+    <w:lvl w:ilvl="7">
+      <w:start w:val="1"/>
+      <w:numFmt w:val="decimal"/>
+      <w:lvlText w:val="%1.%2.%3.%4.%5.%6.%7.%8."/>
+      <w:lvlJc w:val="left"/>
+      <w:pPr>
+        <w:ind w:left="3744" w:hanging="1224"/>
+      </w:pPr>
+    </w:lvl>
+    <w:lvl w:ilvl="8">
+      <w:start w:val="1"/>
+      <w:numFmt w:val="decimal"/>
+      <w:lvlText w:val="%1.%2.%3.%4.%5.%6.%7.%8.%9."/>
+      <w:lvlJc w:val="left"/>
+      <w:pPr>
+        <w:ind w:left="4320" w:hanging="1440"/>
+      </w:pPr>
+    </w:lvl>
+  </w:abstractNum>
+  <w:abstractNum w:abstractNumId="6" w15:restartNumberingAfterBreak="0">
     <w:nsid w:val="20620E30"/>
     <w:multiLevelType w:val="multilevel"/>
     <w:tmpl w:val="07521F62"/>
@@ -2976,7 +3280,7 @@
       </w:rPr>
     </w:lvl>
   </w:abstractNum>
-  <w:abstractNum w:abstractNumId="6" w15:restartNumberingAfterBreak="0">
+  <w:abstractNum w:abstractNumId="7" w15:restartNumberingAfterBreak="0">
     <w:nsid w:val="284D3AFA"/>
     <w:multiLevelType w:val="multilevel"/>
     <w:tmpl w:val="C3A87F2E"/>
@@ -3070,7 +3374,96 @@
       </w:pPr>
     </w:lvl>
   </w:abstractNum>
-  <w:abstractNum w:abstractNumId="7" w15:restartNumberingAfterBreak="0">
+  <w:abstractNum w:abstractNumId="8" w15:restartNumberingAfterBreak="0">
+    <w:nsid w:val="28975C2B"/>
+    <w:multiLevelType w:val="hybridMultilevel"/>
+    <w:tmpl w:val="10BA266A"/>
+    <w:lvl w:ilvl="0" w:tplc="933E2724">
+      <w:start w:val="10"/>
+      <w:numFmt w:val="decimal"/>
+      <w:lvlText w:val="%1"/>
+      <w:lvlJc w:val="left"/>
+      <w:pPr>
+        <w:ind w:left="720" w:hanging="360"/>
+      </w:pPr>
+      <w:rPr>
+        <w:rFonts w:hint="default"/>
+      </w:rPr>
+    </w:lvl>
+    <w:lvl w:ilvl="1" w:tplc="04190019" w:tentative="1">
+      <w:start w:val="1"/>
+      <w:numFmt w:val="lowerLetter"/>
+      <w:lvlText w:val="%2."/>
+      <w:lvlJc w:val="left"/>
+      <w:pPr>
+        <w:ind w:left="1440" w:hanging="360"/>
+      </w:pPr>
+    </w:lvl>
+    <w:lvl w:ilvl="2" w:tplc="0419001B" w:tentative="1">
+      <w:start w:val="1"/>
+      <w:numFmt w:val="lowerRoman"/>
+      <w:lvlText w:val="%3."/>
+      <w:lvlJc w:val="right"/>
+      <w:pPr>
+        <w:ind w:left="2160" w:hanging="180"/>
+      </w:pPr>
+    </w:lvl>
+    <w:lvl w:ilvl="3" w:tplc="0419000F" w:tentative="1">
+      <w:start w:val="1"/>
+      <w:numFmt w:val="decimal"/>
+      <w:lvlText w:val="%4."/>
+      <w:lvlJc w:val="left"/>
+      <w:pPr>
+        <w:ind w:left="2880" w:hanging="360"/>
+      </w:pPr>
+    </w:lvl>
+    <w:lvl w:ilvl="4" w:tplc="04190019" w:tentative="1">
+      <w:start w:val="1"/>
+      <w:numFmt w:val="lowerLetter"/>
+      <w:lvlText w:val="%5."/>
+      <w:lvlJc w:val="left"/>
+      <w:pPr>
+        <w:ind w:left="3600" w:hanging="360"/>
+      </w:pPr>
+    </w:lvl>
+    <w:lvl w:ilvl="5" w:tplc="0419001B" w:tentative="1">
+      <w:start w:val="1"/>
+      <w:numFmt w:val="lowerRoman"/>
+      <w:lvlText w:val="%6."/>
+      <w:lvlJc w:val="right"/>
+      <w:pPr>
+        <w:ind w:left="4320" w:hanging="180"/>
+      </w:pPr>
+    </w:lvl>
+    <w:lvl w:ilvl="6" w:tplc="0419000F" w:tentative="1">
+      <w:start w:val="1"/>
+      <w:numFmt w:val="decimal"/>
+      <w:lvlText w:val="%7."/>
+      <w:lvlJc w:val="left"/>
+      <w:pPr>
+        <w:ind w:left="5040" w:hanging="360"/>
+      </w:pPr>
+    </w:lvl>
+    <w:lvl w:ilvl="7" w:tplc="04190019" w:tentative="1">
+      <w:start w:val="1"/>
+      <w:numFmt w:val="lowerLetter"/>
+      <w:lvlText w:val="%8."/>
+      <w:lvlJc w:val="left"/>
+      <w:pPr>
+        <w:ind w:left="5760" w:hanging="360"/>
+      </w:pPr>
+    </w:lvl>
+    <w:lvl w:ilvl="8" w:tplc="0419001B" w:tentative="1">
+      <w:start w:val="1"/>
+      <w:numFmt w:val="lowerRoman"/>
+      <w:lvlText w:val="%9."/>
+      <w:lvlJc w:val="right"/>
+      <w:pPr>
+        <w:ind w:left="6480" w:hanging="180"/>
+      </w:pPr>
+    </w:lvl>
+  </w:abstractNum>
+  <w:abstractNum w:abstractNumId="9" w15:restartNumberingAfterBreak="0">
     <w:nsid w:val="28AE57FF"/>
     <w:multiLevelType w:val="hybridMultilevel"/>
     <w:tmpl w:val="5A12DF76"/>
@@ -3183,7 +3576,7 @@
       </w:rPr>
     </w:lvl>
   </w:abstractNum>
-  <w:abstractNum w:abstractNumId="8" w15:restartNumberingAfterBreak="0">
+  <w:abstractNum w:abstractNumId="10" w15:restartNumberingAfterBreak="0">
     <w:nsid w:val="29A56356"/>
     <w:multiLevelType w:val="multilevel"/>
     <w:tmpl w:val="5C14E596"/>
@@ -3304,7 +3697,7 @@
       </w:rPr>
     </w:lvl>
   </w:abstractNum>
-  <w:abstractNum w:abstractNumId="9" w15:restartNumberingAfterBreak="0">
+  <w:abstractNum w:abstractNumId="11" w15:restartNumberingAfterBreak="0">
     <w:nsid w:val="449D7BD3"/>
     <w:multiLevelType w:val="multilevel"/>
     <w:tmpl w:val="C3A87F2E"/>
@@ -3398,7 +3791,7 @@
       </w:pPr>
     </w:lvl>
   </w:abstractNum>
-  <w:abstractNum w:abstractNumId="10" w15:restartNumberingAfterBreak="0">
+  <w:abstractNum w:abstractNumId="12" w15:restartNumberingAfterBreak="0">
     <w:nsid w:val="44D438A7"/>
     <w:multiLevelType w:val="multilevel"/>
     <w:tmpl w:val="5E6A6796"/>
@@ -3511,7 +3904,7 @@
       </w:rPr>
     </w:lvl>
   </w:abstractNum>
-  <w:abstractNum w:abstractNumId="11" w15:restartNumberingAfterBreak="0">
+  <w:abstractNum w:abstractNumId="13" w15:restartNumberingAfterBreak="0">
     <w:nsid w:val="46F321CD"/>
     <w:multiLevelType w:val="hybridMultilevel"/>
     <w:tmpl w:val="16B0C5BA"/>
@@ -3600,7 +3993,7 @@
       </w:pPr>
     </w:lvl>
   </w:abstractNum>
-  <w:abstractNum w:abstractNumId="12" w15:restartNumberingAfterBreak="0">
+  <w:abstractNum w:abstractNumId="14" w15:restartNumberingAfterBreak="0">
     <w:nsid w:val="4B344C83"/>
     <w:multiLevelType w:val="hybridMultilevel"/>
     <w:tmpl w:val="C6B4A23C"/>
@@ -3713,7 +4106,7 @@
       </w:rPr>
     </w:lvl>
   </w:abstractNum>
-  <w:abstractNum w:abstractNumId="13" w15:restartNumberingAfterBreak="0">
+  <w:abstractNum w:abstractNumId="15" w15:restartNumberingAfterBreak="0">
     <w:nsid w:val="50E11959"/>
     <w:multiLevelType w:val="hybridMultilevel"/>
     <w:tmpl w:val="680AB424"/>
@@ -3802,7 +4195,7 @@
       </w:pPr>
     </w:lvl>
   </w:abstractNum>
-  <w:abstractNum w:abstractNumId="14" w15:restartNumberingAfterBreak="0">
+  <w:abstractNum w:abstractNumId="16" w15:restartNumberingAfterBreak="0">
     <w:nsid w:val="55C237DF"/>
     <w:multiLevelType w:val="hybridMultilevel"/>
     <w:tmpl w:val="6736F482"/>
@@ -3915,7 +4308,7 @@
       </w:rPr>
     </w:lvl>
   </w:abstractNum>
-  <w:abstractNum w:abstractNumId="15" w15:restartNumberingAfterBreak="0">
+  <w:abstractNum w:abstractNumId="17" w15:restartNumberingAfterBreak="0">
     <w:nsid w:val="57BF7C8B"/>
     <w:multiLevelType w:val="multilevel"/>
     <w:tmpl w:val="2A54578A"/>
@@ -4036,7 +4429,7 @@
       </w:rPr>
     </w:lvl>
   </w:abstractNum>
-  <w:abstractNum w:abstractNumId="16" w15:restartNumberingAfterBreak="0">
+  <w:abstractNum w:abstractNumId="18" w15:restartNumberingAfterBreak="0">
     <w:nsid w:val="58115FB6"/>
     <w:multiLevelType w:val="hybridMultilevel"/>
     <w:tmpl w:val="15522C6C"/>
@@ -4149,7 +4542,7 @@
       </w:rPr>
     </w:lvl>
   </w:abstractNum>
-  <w:abstractNum w:abstractNumId="17" w15:restartNumberingAfterBreak="0">
+  <w:abstractNum w:abstractNumId="19" w15:restartNumberingAfterBreak="0">
     <w:nsid w:val="5A1E0043"/>
     <w:multiLevelType w:val="multilevel"/>
     <w:tmpl w:val="0DBE96F4"/>
@@ -4270,7 +4663,327 @@
       </w:rPr>
     </w:lvl>
   </w:abstractNum>
-  <w:abstractNum w:abstractNumId="18" w15:restartNumberingAfterBreak="0">
+  <w:abstractNum w:abstractNumId="20" w15:restartNumberingAfterBreak="0">
+    <w:nsid w:val="62BE6F19"/>
+    <w:multiLevelType w:val="multilevel"/>
+    <w:tmpl w:val="5C14E596"/>
+    <w:lvl w:ilvl="0">
+      <w:start w:val="1"/>
+      <w:numFmt w:val="decimal"/>
+      <w:lvlText w:val="%1."/>
+      <w:lvlJc w:val="left"/>
+      <w:pPr>
+        <w:ind w:left="720" w:hanging="360"/>
+      </w:pPr>
+      <w:rPr>
+        <w:rFonts w:hint="default"/>
+      </w:rPr>
+    </w:lvl>
+    <w:lvl w:ilvl="1">
+      <w:start w:val="1"/>
+      <w:numFmt w:val="decimal"/>
+      <w:isLgl/>
+      <w:lvlText w:val="3.%2."/>
+      <w:lvlJc w:val="left"/>
+      <w:pPr>
+        <w:ind w:left="1080" w:hanging="720"/>
+      </w:pPr>
+      <w:rPr>
+        <w:rFonts w:hint="default"/>
+      </w:rPr>
+    </w:lvl>
+    <w:lvl w:ilvl="2">
+      <w:start w:val="1"/>
+      <w:numFmt w:val="decimal"/>
+      <w:isLgl/>
+      <w:lvlText w:val="%1.%2.%3."/>
+      <w:lvlJc w:val="left"/>
+      <w:pPr>
+        <w:ind w:left="1080" w:hanging="720"/>
+      </w:pPr>
+      <w:rPr>
+        <w:rFonts w:hint="default"/>
+      </w:rPr>
+    </w:lvl>
+    <w:lvl w:ilvl="3">
+      <w:start w:val="1"/>
+      <w:numFmt w:val="decimal"/>
+      <w:isLgl/>
+      <w:lvlText w:val="%1.%2.%3.%4."/>
+      <w:lvlJc w:val="left"/>
+      <w:pPr>
+        <w:ind w:left="1440" w:hanging="1080"/>
+      </w:pPr>
+      <w:rPr>
+        <w:rFonts w:hint="default"/>
+      </w:rPr>
+    </w:lvl>
+    <w:lvl w:ilvl="4">
+      <w:start w:val="1"/>
+      <w:numFmt w:val="decimal"/>
+      <w:isLgl/>
+      <w:lvlText w:val="%1.%2.%3.%4.%5."/>
+      <w:lvlJc w:val="left"/>
+      <w:pPr>
+        <w:ind w:left="1440" w:hanging="1080"/>
+      </w:pPr>
+      <w:rPr>
+        <w:rFonts w:hint="default"/>
+      </w:rPr>
+    </w:lvl>
+    <w:lvl w:ilvl="5">
+      <w:start w:val="1"/>
+      <w:numFmt w:val="decimal"/>
+      <w:isLgl/>
+      <w:lvlText w:val="%1.%2.%3.%4.%5.%6."/>
+      <w:lvlJc w:val="left"/>
+      <w:pPr>
+        <w:ind w:left="1800" w:hanging="1440"/>
+      </w:pPr>
+      <w:rPr>
+        <w:rFonts w:hint="default"/>
+      </w:rPr>
+    </w:lvl>
+    <w:lvl w:ilvl="6">
+      <w:start w:val="1"/>
+      <w:numFmt w:val="decimal"/>
+      <w:isLgl/>
+      <w:lvlText w:val="%1.%2.%3.%4.%5.%6.%7."/>
+      <w:lvlJc w:val="left"/>
+      <w:pPr>
+        <w:ind w:left="1800" w:hanging="1440"/>
+      </w:pPr>
+      <w:rPr>
+        <w:rFonts w:hint="default"/>
+      </w:rPr>
+    </w:lvl>
+    <w:lvl w:ilvl="7">
+      <w:start w:val="1"/>
+      <w:numFmt w:val="decimal"/>
+      <w:isLgl/>
+      <w:lvlText w:val="%1.%2.%3.%4.%5.%6.%7.%8."/>
+      <w:lvlJc w:val="left"/>
+      <w:pPr>
+        <w:ind w:left="2160" w:hanging="1800"/>
+      </w:pPr>
+      <w:rPr>
+        <w:rFonts w:hint="default"/>
+      </w:rPr>
+    </w:lvl>
+    <w:lvl w:ilvl="8">
+      <w:start w:val="1"/>
+      <w:numFmt w:val="decimal"/>
+      <w:isLgl/>
+      <w:lvlText w:val="%1.%2.%3.%4.%5.%6.%7.%8.%9."/>
+      <w:lvlJc w:val="left"/>
+      <w:pPr>
+        <w:ind w:left="2160" w:hanging="1800"/>
+      </w:pPr>
+      <w:rPr>
+        <w:rFonts w:hint="default"/>
+      </w:rPr>
+    </w:lvl>
+  </w:abstractNum>
+  <w:abstractNum w:abstractNumId="21" w15:restartNumberingAfterBreak="0">
+    <w:nsid w:val="62E530CD"/>
+    <w:multiLevelType w:val="multilevel"/>
+    <w:tmpl w:val="D1DEF32E"/>
+    <w:lvl w:ilvl="0">
+      <w:start w:val="1"/>
+      <w:numFmt w:val="decimal"/>
+      <w:lvlText w:val="%1."/>
+      <w:lvlJc w:val="left"/>
+      <w:pPr>
+        <w:ind w:left="360" w:hanging="360"/>
+      </w:pPr>
+      <w:rPr>
+        <w:rFonts w:hint="default"/>
+      </w:rPr>
+    </w:lvl>
+    <w:lvl w:ilvl="1">
+      <w:start w:val="1"/>
+      <w:numFmt w:val="decimal"/>
+      <w:lvlText w:val="%1.%2."/>
+      <w:lvlJc w:val="left"/>
+      <w:pPr>
+        <w:ind w:left="792" w:hanging="432"/>
+      </w:pPr>
+      <w:rPr>
+        <w:rFonts w:hint="default"/>
+      </w:rPr>
+    </w:lvl>
+    <w:lvl w:ilvl="2">
+      <w:start w:val="1"/>
+      <w:numFmt w:val="decimal"/>
+      <w:lvlText w:val="%1.%2.%3."/>
+      <w:lvlJc w:val="left"/>
+      <w:pPr>
+        <w:ind w:left="1224" w:hanging="504"/>
+      </w:pPr>
+      <w:rPr>
+        <w:rFonts w:hint="default"/>
+      </w:rPr>
+    </w:lvl>
+    <w:lvl w:ilvl="3">
+      <w:start w:val="1"/>
+      <w:numFmt w:val="decimal"/>
+      <w:lvlText w:val="%1.%2.%3.%4."/>
+      <w:lvlJc w:val="left"/>
+      <w:pPr>
+        <w:ind w:left="1728" w:hanging="648"/>
+      </w:pPr>
+      <w:rPr>
+        <w:rFonts w:hint="default"/>
+      </w:rPr>
+    </w:lvl>
+    <w:lvl w:ilvl="4">
+      <w:start w:val="1"/>
+      <w:numFmt w:val="decimal"/>
+      <w:lvlText w:val="%1.%2.%3.%4.%5."/>
+      <w:lvlJc w:val="left"/>
+      <w:pPr>
+        <w:ind w:left="2232" w:hanging="792"/>
+      </w:pPr>
+      <w:rPr>
+        <w:rFonts w:hint="default"/>
+      </w:rPr>
+    </w:lvl>
+    <w:lvl w:ilvl="5">
+      <w:start w:val="1"/>
+      <w:numFmt w:val="decimal"/>
+      <w:lvlText w:val="%1.%2.%3.%4.%5.%6."/>
+      <w:lvlJc w:val="left"/>
+      <w:pPr>
+        <w:ind w:left="2736" w:hanging="936"/>
+      </w:pPr>
+      <w:rPr>
+        <w:rFonts w:hint="default"/>
+      </w:rPr>
+    </w:lvl>
+    <w:lvl w:ilvl="6">
+      <w:start w:val="1"/>
+      <w:numFmt w:val="decimal"/>
+      <w:lvlText w:val="%1.%2.%3.%4.%5.%6.%7."/>
+      <w:lvlJc w:val="left"/>
+      <w:pPr>
+        <w:ind w:left="3240" w:hanging="1080"/>
+      </w:pPr>
+      <w:rPr>
+        <w:rFonts w:hint="default"/>
+      </w:rPr>
+    </w:lvl>
+    <w:lvl w:ilvl="7">
+      <w:start w:val="1"/>
+      <w:numFmt w:val="decimal"/>
+      <w:lvlText w:val="%1.%2.%3.%4.%5.%6.%7.%8."/>
+      <w:lvlJc w:val="left"/>
+      <w:pPr>
+        <w:ind w:left="3744" w:hanging="1224"/>
+      </w:pPr>
+      <w:rPr>
+        <w:rFonts w:hint="default"/>
+      </w:rPr>
+    </w:lvl>
+    <w:lvl w:ilvl="8">
+      <w:start w:val="1"/>
+      <w:numFmt w:val="decimal"/>
+      <w:lvlText w:val="%1.%2.%3.%4.%5.%6.%7.%8.%9."/>
+      <w:lvlJc w:val="left"/>
+      <w:pPr>
+        <w:ind w:left="4320" w:hanging="1440"/>
+      </w:pPr>
+      <w:rPr>
+        <w:rFonts w:hint="default"/>
+      </w:rPr>
+    </w:lvl>
+  </w:abstractNum>
+  <w:abstractNum w:abstractNumId="22" w15:restartNumberingAfterBreak="0">
+    <w:nsid w:val="69221717"/>
+    <w:multiLevelType w:val="hybridMultilevel"/>
+    <w:tmpl w:val="1C6815C2"/>
+    <w:lvl w:ilvl="0" w:tplc="0419000F">
+      <w:start w:val="1"/>
+      <w:numFmt w:val="decimal"/>
+      <w:lvlText w:val="%1."/>
+      <w:lvlJc w:val="left"/>
+      <w:pPr>
+        <w:ind w:left="720" w:hanging="360"/>
+      </w:pPr>
+    </w:lvl>
+    <w:lvl w:ilvl="1" w:tplc="04190019" w:tentative="1">
+      <w:start w:val="1"/>
+      <w:numFmt w:val="lowerLetter"/>
+      <w:lvlText w:val="%2."/>
+      <w:lvlJc w:val="left"/>
+      <w:pPr>
+        <w:ind w:left="1440" w:hanging="360"/>
+      </w:pPr>
+    </w:lvl>
+    <w:lvl w:ilvl="2" w:tplc="0419001B" w:tentative="1">
+      <w:start w:val="1"/>
+      <w:numFmt w:val="lowerRoman"/>
+      <w:lvlText w:val="%3."/>
+      <w:lvlJc w:val="right"/>
+      <w:pPr>
+        <w:ind w:left="2160" w:hanging="180"/>
+      </w:pPr>
+    </w:lvl>
+    <w:lvl w:ilvl="3" w:tplc="0419000F" w:tentative="1">
+      <w:start w:val="1"/>
+      <w:numFmt w:val="decimal"/>
+      <w:lvlText w:val="%4."/>
+      <w:lvlJc w:val="left"/>
+      <w:pPr>
+        <w:ind w:left="2880" w:hanging="360"/>
+      </w:pPr>
+    </w:lvl>
+    <w:lvl w:ilvl="4" w:tplc="04190019" w:tentative="1">
+      <w:start w:val="1"/>
+      <w:numFmt w:val="lowerLetter"/>
+      <w:lvlText w:val="%5."/>
+      <w:lvlJc w:val="left"/>
+      <w:pPr>
+        <w:ind w:left="3600" w:hanging="360"/>
+      </w:pPr>
+    </w:lvl>
+    <w:lvl w:ilvl="5" w:tplc="0419001B" w:tentative="1">
+      <w:start w:val="1"/>
+      <w:numFmt w:val="lowerRoman"/>
+      <w:lvlText w:val="%6."/>
+      <w:lvlJc w:val="right"/>
+      <w:pPr>
+        <w:ind w:left="4320" w:hanging="180"/>
+      </w:pPr>
+    </w:lvl>
+    <w:lvl w:ilvl="6" w:tplc="0419000F" w:tentative="1">
+      <w:start w:val="1"/>
+      <w:numFmt w:val="decimal"/>
+      <w:lvlText w:val="%7."/>
+      <w:lvlJc w:val="left"/>
+      <w:pPr>
+        <w:ind w:left="5040" w:hanging="360"/>
+      </w:pPr>
+    </w:lvl>
+    <w:lvl w:ilvl="7" w:tplc="04190019" w:tentative="1">
+      <w:start w:val="1"/>
+      <w:numFmt w:val="lowerLetter"/>
+      <w:lvlText w:val="%8."/>
+      <w:lvlJc w:val="left"/>
+      <w:pPr>
+        <w:ind w:left="5760" w:hanging="360"/>
+      </w:pPr>
+    </w:lvl>
+    <w:lvl w:ilvl="8" w:tplc="0419001B" w:tentative="1">
+      <w:start w:val="1"/>
+      <w:numFmt w:val="lowerRoman"/>
+      <w:lvlText w:val="%9."/>
+      <w:lvlJc w:val="right"/>
+      <w:pPr>
+        <w:ind w:left="6480" w:hanging="180"/>
+      </w:pPr>
+    </w:lvl>
+  </w:abstractNum>
+  <w:abstractNum w:abstractNumId="23" w15:restartNumberingAfterBreak="0">
     <w:nsid w:val="6DD67285"/>
     <w:multiLevelType w:val="hybridMultilevel"/>
     <w:tmpl w:val="3C387CFA"/>
@@ -4383,7 +5096,7 @@
       </w:rPr>
     </w:lvl>
   </w:abstractNum>
-  <w:abstractNum w:abstractNumId="19" w15:restartNumberingAfterBreak="0">
+  <w:abstractNum w:abstractNumId="24" w15:restartNumberingAfterBreak="0">
     <w:nsid w:val="72B424C2"/>
     <w:multiLevelType w:val="multilevel"/>
     <w:tmpl w:val="C3A87F2E"/>
@@ -4477,7 +5190,7 @@
       </w:pPr>
     </w:lvl>
   </w:abstractNum>
-  <w:abstractNum w:abstractNumId="20" w15:restartNumberingAfterBreak="0">
+  <w:abstractNum w:abstractNumId="25" w15:restartNumberingAfterBreak="0">
     <w:nsid w:val="76AE5362"/>
     <w:multiLevelType w:val="hybridMultilevel"/>
     <w:tmpl w:val="5D5ADF3A"/>
@@ -4590,7 +5303,7 @@
       </w:rPr>
     </w:lvl>
   </w:abstractNum>
-  <w:abstractNum w:abstractNumId="21" w15:restartNumberingAfterBreak="0">
+  <w:abstractNum w:abstractNumId="26" w15:restartNumberingAfterBreak="0">
     <w:nsid w:val="76C41C7C"/>
     <w:multiLevelType w:val="hybridMultilevel"/>
     <w:tmpl w:val="F5406078"/>
@@ -4703,10 +5416,10 @@
       </w:rPr>
     </w:lvl>
   </w:abstractNum>
-  <w:abstractNum w:abstractNumId="22" w15:restartNumberingAfterBreak="0">
+  <w:abstractNum w:abstractNumId="27" w15:restartNumberingAfterBreak="0">
     <w:nsid w:val="78A10242"/>
     <w:multiLevelType w:val="multilevel"/>
-    <w:tmpl w:val="AE220362"/>
+    <w:tmpl w:val="3F9CB030"/>
     <w:lvl w:ilvl="0">
       <w:start w:val="1"/>
       <w:numFmt w:val="decimal"/>
@@ -4723,7 +5436,7 @@
       <w:start w:val="1"/>
       <w:numFmt w:val="decimal"/>
       <w:isLgl/>
-      <w:lvlText w:val="5.%2."/>
+      <w:lvlText w:val="9.%2."/>
       <w:lvlJc w:val="left"/>
       <w:pPr>
         <w:ind w:left="1080" w:hanging="720"/>
@@ -4825,46 +5538,46 @@
     </w:lvl>
   </w:abstractNum>
   <w:num w:numId="1">
-    <w:abstractNumId w:val="10"/>
+    <w:abstractNumId w:val="12"/>
   </w:num>
   <w:num w:numId="2">
-    <w:abstractNumId w:val="11"/>
+    <w:abstractNumId w:val="13"/>
   </w:num>
   <w:num w:numId="3">
-    <w:abstractNumId w:val="13"/>
+    <w:abstractNumId w:val="15"/>
   </w:num>
   <w:num w:numId="4">
-    <w:abstractNumId w:val="7"/>
+    <w:abstractNumId w:val="9"/>
   </w:num>
   <w:num w:numId="5">
     <w:abstractNumId w:val="3"/>
   </w:num>
   <w:num w:numId="6">
-    <w:abstractNumId w:val="20"/>
+    <w:abstractNumId w:val="25"/>
   </w:num>
   <w:num w:numId="7">
-    <w:abstractNumId w:val="16"/>
+    <w:abstractNumId w:val="18"/>
   </w:num>
   <w:num w:numId="8">
     <w:abstractNumId w:val="1"/>
   </w:num>
   <w:num w:numId="9">
-    <w:abstractNumId w:val="12"/>
+    <w:abstractNumId w:val="14"/>
   </w:num>
   <w:num w:numId="10">
-    <w:abstractNumId w:val="21"/>
+    <w:abstractNumId w:val="26"/>
   </w:num>
   <w:num w:numId="11">
-    <w:abstractNumId w:val="18"/>
+    <w:abstractNumId w:val="23"/>
   </w:num>
   <w:num w:numId="12">
-    <w:abstractNumId w:val="14"/>
+    <w:abstractNumId w:val="16"/>
   </w:num>
   <w:num w:numId="13">
-    <w:abstractNumId w:val="8"/>
+    <w:abstractNumId w:val="10"/>
   </w:num>
   <w:num w:numId="14">
-    <w:abstractNumId w:val="19"/>
+    <w:abstractNumId w:val="24"/>
     <w:lvlOverride w:ilvl="0">
       <w:startOverride w:val="1"/>
     </w:lvlOverride>
@@ -4894,7 +5607,7 @@
     </w:lvlOverride>
   </w:num>
   <w:num w:numId="15">
-    <w:abstractNumId w:val="6"/>
+    <w:abstractNumId w:val="7"/>
     <w:lvlOverride w:ilvl="0">
       <w:startOverride w:val="1"/>
     </w:lvlOverride>
@@ -4924,7 +5637,7 @@
     </w:lvlOverride>
   </w:num>
   <w:num w:numId="16">
-    <w:abstractNumId w:val="9"/>
+    <w:abstractNumId w:val="11"/>
     <w:lvlOverride w:ilvl="0">
       <w:startOverride w:val="1"/>
     </w:lvlOverride>
@@ -4954,13 +5667,13 @@
     </w:lvlOverride>
   </w:num>
   <w:num w:numId="17">
-    <w:abstractNumId w:val="8"/>
+    <w:abstractNumId w:val="10"/>
   </w:num>
   <w:num w:numId="18">
     <w:abstractNumId w:val="4"/>
   </w:num>
   <w:num w:numId="19">
-    <w:abstractNumId w:val="22"/>
+    <w:abstractNumId w:val="27"/>
   </w:num>
   <w:num w:numId="20">
     <w:abstractNumId w:val="2"/>
@@ -4969,13 +5682,28 @@
     <w:abstractNumId w:val="0"/>
   </w:num>
   <w:num w:numId="22">
+    <w:abstractNumId w:val="19"/>
+  </w:num>
+  <w:num w:numId="23">
+    <w:abstractNumId w:val="6"/>
+  </w:num>
+  <w:num w:numId="24">
     <w:abstractNumId w:val="17"/>
   </w:num>
-  <w:num w:numId="23">
+  <w:num w:numId="25">
+    <w:abstractNumId w:val="8"/>
+  </w:num>
+  <w:num w:numId="26">
+    <w:abstractNumId w:val="22"/>
+  </w:num>
+  <w:num w:numId="27">
+    <w:abstractNumId w:val="20"/>
+  </w:num>
+  <w:num w:numId="28">
     <w:abstractNumId w:val="5"/>
   </w:num>
-  <w:num w:numId="24">
-    <w:abstractNumId w:val="15"/>
+  <w:num w:numId="29">
+    <w:abstractNumId w:val="21"/>
   </w:num>
 </w:numbering>
 </file>
@@ -5907,28 +6635,28 @@
 </file>
 
 <file path=customXml/item1.xml><?xml version="1.0" encoding="utf-8"?>
-<b:Sources xmlns:b="http://schemas.openxmlformats.org/officeDocument/2006/bibliography" xmlns="http://schemas.openxmlformats.org/officeDocument/2006/bibliography" SelectedStyle="\APASixthEditionOfficeOnline.xsl" StyleName="APA" Version="6"/>
-</file>
-
-<file path=customXml/item2.xml><?xml version="1.0" encoding="utf-8"?>
 <go:gDocsCustomXmlDataStorage xmlns:go="http://customooxmlschemas.google.com/" xmlns:r="http://schemas.openxmlformats.org/officeDocument/2006/relationships" uri="GoogleDocsCustomDataVersion2">
   <go:docsCustomData xmlns:go="http://customooxmlschemas.google.com/" roundtripDataSignature="AMtx7mhgRBkzdRrYSeUT7OgaQ+Z2a0E11Q==">CgMxLjAyDmgubHFxdGc5ZXFtODk4Mg5oLjRwenBhbHBsNWNobzIOaC5yb2JyYWE2dGJyeGMyDmguNDU4b2xnaXlqZ2RjMg5oLm5scjljNWozcTF1ZjIOaC45Y2ltMDR5MHlkcXgyDmgueDN3OTMzcDJzcDFkMg5oLmNsaHNwbnZzaThlejIOaC5nNmkweDN5bnV6cWcyDmgubGR1dHY5dWM4cDJ1Mg5oLjRoMXp4N2h5MGMxajIOaC5pc3NiaHpzdTluYjQ4AHIhMTA1eVNCWEg2S0JnMTdkeDAzOVZYS2NRZEpHSGhDb1pW</go:docsCustomData>
 </go:gDocsCustomXmlDataStorage>
 </file>
 
-<file path=customXml/itemProps1.xml><?xml version="1.0" encoding="utf-8"?>
-<ds:datastoreItem xmlns:ds="http://schemas.openxmlformats.org/officeDocument/2006/customXml" ds:itemID="{DEB3D5B9-2ADC-4637-ACA2-B845472456E6}">
-  <ds:schemaRefs>
-    <ds:schemaRef ds:uri="http://schemas.openxmlformats.org/officeDocument/2006/bibliography"/>
-  </ds:schemaRefs>
-</ds:datastoreItem>
+<file path=customXml/item2.xml><?xml version="1.0" encoding="utf-8"?>
+<b:Sources xmlns:b="http://schemas.openxmlformats.org/officeDocument/2006/bibliography" xmlns="http://schemas.openxmlformats.org/officeDocument/2006/bibliography" SelectedStyle="\APASixthEditionOfficeOnline.xsl" StyleName="APA" Version="6"/>
 </file>
 
-<file path=customXml/itemProps2.xml><?xml version="1.0" encoding="utf-8"?>
+<file path=customXml/itemProps1.xml><?xml version="1.0" encoding="utf-8"?>
 <ds:datastoreItem xmlns:ds="http://schemas.openxmlformats.org/officeDocument/2006/customXml" ds:itemID="{11111111-1234-1234-1234-123412341234}">
   <ds:schemaRefs>
     <ds:schemaRef ds:uri="http://customooxmlschemas.google.com/"/>
     <ds:schemaRef ds:uri="http://schemas.openxmlformats.org/officeDocument/2006/relationships"/>
   </ds:schemaRefs>
 </ds:datastoreItem>
+</file>
+
+<file path=customXml/itemProps2.xml><?xml version="1.0" encoding="utf-8"?>
+<ds:datastoreItem xmlns:ds="http://schemas.openxmlformats.org/officeDocument/2006/customXml" ds:itemID="{DEB3D5B9-2ADC-4637-ACA2-B845472456E6}">
+  <ds:schemaRefs>
+    <ds:schemaRef ds:uri="http://schemas.openxmlformats.org/officeDocument/2006/bibliography"/>
+  </ds:schemaRefs>
+</ds:datastoreItem>
 </file>